--- a/0.산출물/6. 모의해킹보고서/유기견 성향 분석 기반 추천 서비스 구축 사업 및 정보보호 체계 강화사업_본사_모의해킹_상세_보고서_.docx
+++ b/0.산출물/6. 모의해킹보고서/유기견 성향 분석 기반 추천 서비스 구축 사업 및 정보보호 체계 강화사업_본사_모의해킹_상세_보고서_.docx
@@ -1,6 +1,6 @@
 
 <file path=word/document.xml><?xml version="1.0" encoding="utf-8"?>
-<w:document xmlns:wpc="http://schemas.microsoft.com/office/word/2010/wordprocessingCanvas" xmlns:cx="http://schemas.microsoft.com/office/drawing/2014/chartex" xmlns:mc="http://schemas.openxmlformats.org/markup-compatibility/2006" xmlns:o="urn:schemas-microsoft-com:office:office" xmlns:r="http://schemas.openxmlformats.org/officeDocument/2006/relationships" xmlns:m="http://schemas.openxmlformats.org/officeDocument/2006/math" xmlns:v="urn:schemas-microsoft-com:vml" xmlns:wp14="http://schemas.microsoft.com/office/word/2010/wordprocessingDrawing" xmlns:wp="http://schemas.openxmlformats.org/drawingml/2006/wordprocessingDrawing" xmlns:w10="urn:schemas-microsoft-com:office:word" xmlns:w="http://schemas.openxmlformats.org/wordprocessingml/2006/main" xmlns:w14="http://schemas.microsoft.com/office/word/2010/wordml" xmlns:w15="http://schemas.microsoft.com/office/word/2012/wordml" xmlns:w16se="http://schemas.microsoft.com/office/word/2015/wordml/symex" xmlns:wpg="http://schemas.microsoft.com/office/word/2010/wordprocessingGroup" xmlns:wpi="http://schemas.microsoft.com/office/word/2010/wordprocessingInk" xmlns:wne="http://schemas.microsoft.com/office/word/2006/wordml" xmlns:wps="http://schemas.microsoft.com/office/word/2010/wordprocessingShape" mc:Ignorable="w14 w15 w16se wp14">
+<w:document xmlns:wpc="http://schemas.microsoft.com/office/word/2010/wordprocessingCanvas" xmlns:cx="http://schemas.microsoft.com/office/drawing/2014/chartex" xmlns:cx1="http://schemas.microsoft.com/office/drawing/2015/9/8/chartex" xmlns:cx2="http://schemas.microsoft.com/office/drawing/2015/10/21/chartex" xmlns:cx3="http://schemas.microsoft.com/office/drawing/2016/5/9/chartex" xmlns:cx4="http://schemas.microsoft.com/office/drawing/2016/5/10/chartex" xmlns:cx5="http://schemas.microsoft.com/office/drawing/2016/5/11/chartex" xmlns:cx6="http://schemas.microsoft.com/office/drawing/2016/5/12/chartex" xmlns:cx7="http://schemas.microsoft.com/office/drawing/2016/5/13/chartex" xmlns:cx8="http://schemas.microsoft.com/office/drawing/2016/5/14/chartex" xmlns:mc="http://schemas.openxmlformats.org/markup-compatibility/2006" xmlns:aink="http://schemas.microsoft.com/office/drawing/2016/ink" xmlns:am3d="http://schemas.microsoft.com/office/drawing/2017/model3d" xmlns:o="urn:schemas-microsoft-com:office:office" xmlns:oel="http://schemas.microsoft.com/office/2019/extlst" xmlns:r="http://schemas.openxmlformats.org/officeDocument/2006/relationships" xmlns:m="http://schemas.openxmlformats.org/officeDocument/2006/math" xmlns:v="urn:schemas-microsoft-com:vml" xmlns:wp14="http://schemas.microsoft.com/office/word/2010/wordprocessingDrawing" xmlns:wp="http://schemas.openxmlformats.org/drawingml/2006/wordprocessingDrawing" xmlns:w10="urn:schemas-microsoft-com:office:word" xmlns:w="http://schemas.openxmlformats.org/wordprocessingml/2006/main" xmlns:w14="http://schemas.microsoft.com/office/word/2010/wordml" xmlns:w15="http://schemas.microsoft.com/office/word/2012/wordml" xmlns:w16cex="http://schemas.microsoft.com/office/word/2018/wordml/cex" xmlns:w16cid="http://schemas.microsoft.com/office/word/2016/wordml/cid" xmlns:w16="http://schemas.microsoft.com/office/word/2018/wordml" xmlns:w16du="http://schemas.microsoft.com/office/word/2023/wordml/word16du" xmlns:w16sdtdh="http://schemas.microsoft.com/office/word/2020/wordml/sdtdatahash" xmlns:w16sdtfl="http://schemas.microsoft.com/office/word/2024/wordml/sdtformatlock" xmlns:w16se="http://schemas.microsoft.com/office/word/2015/wordml/symex" xmlns:wpg="http://schemas.microsoft.com/office/word/2010/wordprocessingGroup" xmlns:wpi="http://schemas.microsoft.com/office/word/2010/wordprocessingInk" xmlns:wne="http://schemas.microsoft.com/office/word/2006/wordml" xmlns:wps="http://schemas.microsoft.com/office/word/2010/wordprocessingShape" mc:Ignorable="w14 w15 w16se w16cid w16 w16cex w16sdtdh w16sdtfl w16du wp14">
   <w:body>
     <w:tbl>
       <w:tblPr>
@@ -248,11 +248,9 @@
               <w:pStyle w:val="aa"/>
               <w:ind w:left="192" w:hanging="192"/>
             </w:pPr>
-            <w:proofErr w:type="spellStart"/>
             <w:r>
               <w:t>과업명</w:t>
             </w:r>
-            <w:proofErr w:type="spellEnd"/>
           </w:p>
         </w:tc>
         <w:tc>
@@ -273,14 +271,12 @@
               <w:pStyle w:val="aa"/>
               <w:ind w:left="192" w:hanging="192"/>
             </w:pPr>
-            <w:proofErr w:type="spellStart"/>
             <w:r>
               <w:rPr>
                 <w:rFonts w:hint="eastAsia"/>
               </w:rPr>
               <w:t>유기견</w:t>
             </w:r>
-            <w:proofErr w:type="spellEnd"/>
             <w:r>
               <w:t xml:space="preserve"> 성향 분석 기반 추천 서비스 구축 사업 및 정보보호 체계 강화사업</w:t>
             </w:r>
@@ -465,9 +461,8 @@
             <w:pPr>
               <w:pStyle w:val="11"/>
               <w:wordWrap/>
-              <w:jc w:val="center"/>
-              <w:rPr>
-                <w:rFonts w:ascii="맑은 고딕" w:eastAsia="맑은 고딕" w:hAnsi="맑은 고딕"/>
+              <w:rPr>
+                <w:rFonts w:ascii="맑은 고딕" w:eastAsia="맑은 고딕" w:hAnsi="맑은 고딕" w:hint="eastAsia"/>
                 <w:sz w:val="36"/>
               </w:rPr>
             </w:pPr>
@@ -483,9 +478,8 @@
         <w:autoSpaceDE/>
         <w:autoSpaceDN/>
         <w:spacing w:line="240" w:lineRule="auto"/>
-        <w:jc w:val="center"/>
         <w:rPr>
-          <w:rFonts w:ascii="HY헤드라인M" w:eastAsia="HY헤드라인M"/>
+          <w:rFonts w:ascii="HY헤드라인M" w:eastAsia="HY헤드라인M" w:hint="eastAsia"/>
           <w:b/>
           <w:sz w:val="36"/>
           <w:u w:val="single"/>
@@ -529,19 +523,8 @@
           <w:sz w:val="36"/>
           <w:u w:val="single"/>
         </w:rPr>
-        <w:t xml:space="preserve">개 정 이 </w:t>
-      </w:r>
-      <w:proofErr w:type="spellStart"/>
-      <w:r>
-        <w:rPr>
-          <w:rFonts w:ascii="맑은 고딕" w:eastAsia="맑은 고딕" w:hAnsi="맑은 고딕" w:hint="eastAsia"/>
-          <w:b/>
-          <w:sz w:val="36"/>
-          <w:u w:val="single"/>
-        </w:rPr>
-        <w:t>력</w:t>
-      </w:r>
-      <w:proofErr w:type="spellEnd"/>
+        <w:t>개 정 이 력</w:t>
+      </w:r>
     </w:p>
     <w:tbl>
       <w:tblPr>
@@ -680,11 +663,9 @@
               <w:pStyle w:val="aa"/>
               <w:ind w:left="192" w:hanging="192"/>
             </w:pPr>
-            <w:proofErr w:type="spellStart"/>
             <w:r>
               <w:t>승인자</w:t>
             </w:r>
-            <w:proofErr w:type="spellEnd"/>
           </w:p>
         </w:tc>
       </w:tr>
@@ -728,12 +709,30 @@
           <w:p>
             <w:pPr>
               <w:pStyle w:val="a9"/>
+              <w:rPr>
+                <w:rFonts w:hint="eastAsia"/>
+              </w:rPr>
             </w:pPr>
             <w:r>
               <w:t>2026</w:t>
             </w:r>
             <w:r>
-              <w:t>.00.00</w:t>
+              <w:t>.0</w:t>
+            </w:r>
+            <w:r>
+              <w:rPr>
+                <w:rFonts w:hint="eastAsia"/>
+              </w:rPr>
+              <w:t>7</w:t>
+            </w:r>
+            <w:r>
+              <w:t>.0</w:t>
+            </w:r>
+            <w:r>
+              <w:rPr>
+                <w:rFonts w:hint="eastAsia"/>
+              </w:rPr>
+              <w:t>7</w:t>
             </w:r>
           </w:p>
         </w:tc>
@@ -753,11 +752,9 @@
             <w:pPr>
               <w:pStyle w:val="a9"/>
             </w:pPr>
-            <w:proofErr w:type="spellStart"/>
             <w:r>
               <w:t>최초작성</w:t>
             </w:r>
-            <w:proofErr w:type="spellEnd"/>
           </w:p>
         </w:tc>
         <w:tc>
@@ -775,15 +772,15 @@
           <w:p>
             <w:pPr>
               <w:pStyle w:val="a9"/>
-            </w:pPr>
-            <w:r>
-              <w:rPr>
-                <w:rFonts w:hint="eastAsia"/>
-              </w:rPr>
-              <w:t>0</w:t>
-            </w:r>
-            <w:r>
-              <w:t>00</w:t>
+              <w:rPr>
+                <w:rFonts w:hint="eastAsia"/>
+              </w:rPr>
+            </w:pPr>
+            <w:r>
+              <w:rPr>
+                <w:rFonts w:hint="eastAsia"/>
+              </w:rPr>
+              <w:t>서서울</w:t>
             </w:r>
           </w:p>
         </w:tc>
@@ -825,7 +822,16 @@
           <w:p>
             <w:pPr>
               <w:pStyle w:val="a9"/>
-            </w:pPr>
+              <w:rPr>
+                <w:rFonts w:hint="eastAsia"/>
+              </w:rPr>
+            </w:pPr>
+            <w:r>
+              <w:rPr>
+                <w:rFonts w:hint="eastAsia"/>
+              </w:rPr>
+              <w:t>v0.05</w:t>
+            </w:r>
           </w:p>
         </w:tc>
         <w:tc>
@@ -843,7 +849,16 @@
           <w:p>
             <w:pPr>
               <w:pStyle w:val="a9"/>
-            </w:pPr>
+              <w:rPr>
+                <w:rFonts w:hint="eastAsia"/>
+              </w:rPr>
+            </w:pPr>
+            <w:r>
+              <w:rPr>
+                <w:rFonts w:hint="eastAsia"/>
+              </w:rPr>
+              <w:t>2026.07.08</w:t>
+            </w:r>
           </w:p>
         </w:tc>
         <w:tc>
@@ -862,6 +877,26 @@
             <w:pPr>
               <w:pStyle w:val="a9"/>
             </w:pPr>
+            <w:r>
+              <w:rPr>
+                <w:rFonts w:hint="eastAsia"/>
+              </w:rPr>
+              <w:t>수행 대상 작성</w:t>
+            </w:r>
+          </w:p>
+          <w:p>
+            <w:pPr>
+              <w:pStyle w:val="a9"/>
+              <w:rPr>
+                <w:rFonts w:hint="eastAsia"/>
+              </w:rPr>
+            </w:pPr>
+            <w:r>
+              <w:rPr>
+                <w:rFonts w:hint="eastAsia"/>
+              </w:rPr>
+              <w:t>XSS, IDOR 취약점 상세내용 작성</w:t>
+            </w:r>
           </w:p>
         </w:tc>
         <w:tc>
@@ -880,6 +915,12 @@
             <w:pPr>
               <w:pStyle w:val="a9"/>
             </w:pPr>
+            <w:r>
+              <w:rPr>
+                <w:rFonts w:hint="eastAsia"/>
+              </w:rPr>
+              <w:t>서서울</w:t>
+            </w:r>
           </w:p>
         </w:tc>
         <w:tc>
@@ -920,7 +961,16 @@
           <w:p>
             <w:pPr>
               <w:pStyle w:val="a9"/>
-            </w:pPr>
+              <w:rPr>
+                <w:rFonts w:hint="eastAsia"/>
+              </w:rPr>
+            </w:pPr>
+            <w:r>
+              <w:rPr>
+                <w:rFonts w:hint="eastAsia"/>
+              </w:rPr>
+              <w:t>v0.09</w:t>
+            </w:r>
           </w:p>
         </w:tc>
         <w:tc>
@@ -938,7 +988,16 @@
           <w:p>
             <w:pPr>
               <w:pStyle w:val="a9"/>
-            </w:pPr>
+              <w:rPr>
+                <w:rFonts w:hint="eastAsia"/>
+              </w:rPr>
+            </w:pPr>
+            <w:r>
+              <w:rPr>
+                <w:rFonts w:hint="eastAsia"/>
+              </w:rPr>
+              <w:t>2026.07.09</w:t>
+            </w:r>
           </w:p>
         </w:tc>
         <w:tc>
@@ -957,6 +1016,37 @@
             <w:pPr>
               <w:pStyle w:val="a9"/>
             </w:pPr>
+            <w:r>
+              <w:rPr>
+                <w:rFonts w:hint="eastAsia"/>
+              </w:rPr>
+              <w:t>File Upload 취약점 상세내용 작성</w:t>
+            </w:r>
+          </w:p>
+          <w:p>
+            <w:pPr>
+              <w:pStyle w:val="a9"/>
+            </w:pPr>
+            <w:r>
+              <w:rPr>
+                <w:rFonts w:hint="eastAsia"/>
+              </w:rPr>
+              <w:t>모의해킹 결과 작성</w:t>
+            </w:r>
+          </w:p>
+          <w:p>
+            <w:pPr>
+              <w:pStyle w:val="a9"/>
+              <w:rPr>
+                <w:rFonts w:hint="eastAsia"/>
+              </w:rPr>
+            </w:pPr>
+            <w:r>
+              <w:rPr>
+                <w:rFonts w:hint="eastAsia"/>
+              </w:rPr>
+              <w:t>보안 권고안 작성</w:t>
+            </w:r>
           </w:p>
         </w:tc>
         <w:tc>
@@ -975,386 +1065,12 @@
             <w:pPr>
               <w:pStyle w:val="a9"/>
             </w:pPr>
-          </w:p>
-        </w:tc>
-        <w:tc>
-          <w:tcPr>
-            <w:tcW w:w="1369" w:type="dxa"/>
-            <w:tcBorders>
-              <w:top w:val="single" w:sz="2" w:space="0" w:color="000000"/>
-              <w:left w:val="single" w:sz="2" w:space="0" w:color="000000"/>
-              <w:bottom w:val="single" w:sz="9" w:space="0" w:color="000000"/>
-              <w:right w:val="none" w:sz="2" w:space="0" w:color="000000"/>
-            </w:tcBorders>
-            <w:shd w:val="clear" w:color="auto" w:fill="FFFFFF"/>
-            <w:vAlign w:val="center"/>
-          </w:tcPr>
-          <w:p>
-            <w:pPr>
-              <w:pStyle w:val="a9"/>
-            </w:pPr>
-          </w:p>
-        </w:tc>
-      </w:tr>
-      <w:tr>
-        <w:trPr>
-          <w:trHeight w:val="651"/>
-        </w:trPr>
-        <w:tc>
-          <w:tcPr>
-            <w:tcW w:w="1219" w:type="dxa"/>
-            <w:tcBorders>
-              <w:top w:val="single" w:sz="2" w:space="0" w:color="000000"/>
-              <w:left w:val="none" w:sz="2" w:space="0" w:color="000000"/>
-              <w:bottom w:val="single" w:sz="9" w:space="0" w:color="000000"/>
-              <w:right w:val="single" w:sz="2" w:space="0" w:color="000000"/>
-            </w:tcBorders>
-            <w:shd w:val="clear" w:color="auto" w:fill="FFFFFF"/>
-            <w:vAlign w:val="center"/>
-          </w:tcPr>
-          <w:p>
-            <w:pPr>
-              <w:pStyle w:val="a9"/>
-            </w:pPr>
-          </w:p>
-        </w:tc>
-        <w:tc>
-          <w:tcPr>
-            <w:tcW w:w="2109" w:type="dxa"/>
-            <w:tcBorders>
-              <w:top w:val="single" w:sz="2" w:space="0" w:color="000000"/>
-              <w:left w:val="single" w:sz="2" w:space="0" w:color="000000"/>
-              <w:bottom w:val="single" w:sz="9" w:space="0" w:color="000000"/>
-              <w:right w:val="single" w:sz="2" w:space="0" w:color="000000"/>
-            </w:tcBorders>
-            <w:shd w:val="clear" w:color="auto" w:fill="FFFFFF"/>
-            <w:vAlign w:val="center"/>
-          </w:tcPr>
-          <w:p>
-            <w:pPr>
-              <w:pStyle w:val="a9"/>
-            </w:pPr>
-          </w:p>
-        </w:tc>
-        <w:tc>
-          <w:tcPr>
-            <w:tcW w:w="3502" w:type="dxa"/>
-            <w:tcBorders>
-              <w:top w:val="single" w:sz="2" w:space="0" w:color="000000"/>
-              <w:left w:val="single" w:sz="2" w:space="0" w:color="000000"/>
-              <w:bottom w:val="single" w:sz="9" w:space="0" w:color="000000"/>
-              <w:right w:val="single" w:sz="2" w:space="0" w:color="000000"/>
-            </w:tcBorders>
-            <w:shd w:val="clear" w:color="auto" w:fill="FFFFFF"/>
-            <w:vAlign w:val="center"/>
-          </w:tcPr>
-          <w:p>
-            <w:pPr>
-              <w:pStyle w:val="a9"/>
-            </w:pPr>
-          </w:p>
-        </w:tc>
-        <w:tc>
-          <w:tcPr>
-            <w:tcW w:w="1369" w:type="dxa"/>
-            <w:tcBorders>
-              <w:top w:val="single" w:sz="2" w:space="0" w:color="000000"/>
-              <w:left w:val="single" w:sz="2" w:space="0" w:color="000000"/>
-              <w:bottom w:val="single" w:sz="9" w:space="0" w:color="000000"/>
-              <w:right w:val="single" w:sz="2" w:space="0" w:color="000000"/>
-            </w:tcBorders>
-            <w:shd w:val="clear" w:color="auto" w:fill="FFFFFF"/>
-            <w:vAlign w:val="center"/>
-          </w:tcPr>
-          <w:p>
-            <w:pPr>
-              <w:pStyle w:val="a9"/>
-            </w:pPr>
-          </w:p>
-        </w:tc>
-        <w:tc>
-          <w:tcPr>
-            <w:tcW w:w="1369" w:type="dxa"/>
-            <w:tcBorders>
-              <w:top w:val="single" w:sz="2" w:space="0" w:color="000000"/>
-              <w:left w:val="single" w:sz="2" w:space="0" w:color="000000"/>
-              <w:bottom w:val="single" w:sz="9" w:space="0" w:color="000000"/>
-              <w:right w:val="none" w:sz="2" w:space="0" w:color="000000"/>
-            </w:tcBorders>
-            <w:shd w:val="clear" w:color="auto" w:fill="FFFFFF"/>
-            <w:vAlign w:val="center"/>
-          </w:tcPr>
-          <w:p>
-            <w:pPr>
-              <w:pStyle w:val="a9"/>
-            </w:pPr>
-          </w:p>
-        </w:tc>
-      </w:tr>
-      <w:tr>
-        <w:trPr>
-          <w:trHeight w:val="651"/>
-        </w:trPr>
-        <w:tc>
-          <w:tcPr>
-            <w:tcW w:w="1219" w:type="dxa"/>
-            <w:tcBorders>
-              <w:top w:val="single" w:sz="2" w:space="0" w:color="000000"/>
-              <w:left w:val="none" w:sz="2" w:space="0" w:color="000000"/>
-              <w:bottom w:val="single" w:sz="9" w:space="0" w:color="000000"/>
-              <w:right w:val="single" w:sz="2" w:space="0" w:color="000000"/>
-            </w:tcBorders>
-            <w:shd w:val="clear" w:color="auto" w:fill="FFFFFF"/>
-            <w:vAlign w:val="center"/>
-          </w:tcPr>
-          <w:p>
-            <w:pPr>
-              <w:pStyle w:val="a9"/>
-            </w:pPr>
-          </w:p>
-        </w:tc>
-        <w:tc>
-          <w:tcPr>
-            <w:tcW w:w="2109" w:type="dxa"/>
-            <w:tcBorders>
-              <w:top w:val="single" w:sz="2" w:space="0" w:color="000000"/>
-              <w:left w:val="single" w:sz="2" w:space="0" w:color="000000"/>
-              <w:bottom w:val="single" w:sz="9" w:space="0" w:color="000000"/>
-              <w:right w:val="single" w:sz="2" w:space="0" w:color="000000"/>
-            </w:tcBorders>
-            <w:shd w:val="clear" w:color="auto" w:fill="FFFFFF"/>
-            <w:vAlign w:val="center"/>
-          </w:tcPr>
-          <w:p>
-            <w:pPr>
-              <w:pStyle w:val="a9"/>
-            </w:pPr>
-          </w:p>
-        </w:tc>
-        <w:tc>
-          <w:tcPr>
-            <w:tcW w:w="3502" w:type="dxa"/>
-            <w:tcBorders>
-              <w:top w:val="single" w:sz="2" w:space="0" w:color="000000"/>
-              <w:left w:val="single" w:sz="2" w:space="0" w:color="000000"/>
-              <w:bottom w:val="single" w:sz="9" w:space="0" w:color="000000"/>
-              <w:right w:val="single" w:sz="2" w:space="0" w:color="000000"/>
-            </w:tcBorders>
-            <w:shd w:val="clear" w:color="auto" w:fill="FFFFFF"/>
-            <w:vAlign w:val="center"/>
-          </w:tcPr>
-          <w:p>
-            <w:pPr>
-              <w:pStyle w:val="a9"/>
-            </w:pPr>
-          </w:p>
-        </w:tc>
-        <w:tc>
-          <w:tcPr>
-            <w:tcW w:w="1369" w:type="dxa"/>
-            <w:tcBorders>
-              <w:top w:val="single" w:sz="2" w:space="0" w:color="000000"/>
-              <w:left w:val="single" w:sz="2" w:space="0" w:color="000000"/>
-              <w:bottom w:val="single" w:sz="9" w:space="0" w:color="000000"/>
-              <w:right w:val="single" w:sz="2" w:space="0" w:color="000000"/>
-            </w:tcBorders>
-            <w:shd w:val="clear" w:color="auto" w:fill="FFFFFF"/>
-            <w:vAlign w:val="center"/>
-          </w:tcPr>
-          <w:p>
-            <w:pPr>
-              <w:pStyle w:val="a9"/>
-            </w:pPr>
-          </w:p>
-        </w:tc>
-        <w:tc>
-          <w:tcPr>
-            <w:tcW w:w="1369" w:type="dxa"/>
-            <w:tcBorders>
-              <w:top w:val="single" w:sz="2" w:space="0" w:color="000000"/>
-              <w:left w:val="single" w:sz="2" w:space="0" w:color="000000"/>
-              <w:bottom w:val="single" w:sz="9" w:space="0" w:color="000000"/>
-              <w:right w:val="none" w:sz="2" w:space="0" w:color="000000"/>
-            </w:tcBorders>
-            <w:shd w:val="clear" w:color="auto" w:fill="FFFFFF"/>
-            <w:vAlign w:val="center"/>
-          </w:tcPr>
-          <w:p>
-            <w:pPr>
-              <w:pStyle w:val="a9"/>
-            </w:pPr>
-          </w:p>
-        </w:tc>
-      </w:tr>
-      <w:tr>
-        <w:trPr>
-          <w:trHeight w:val="651"/>
-        </w:trPr>
-        <w:tc>
-          <w:tcPr>
-            <w:tcW w:w="1219" w:type="dxa"/>
-            <w:tcBorders>
-              <w:top w:val="single" w:sz="2" w:space="0" w:color="000000"/>
-              <w:left w:val="none" w:sz="2" w:space="0" w:color="000000"/>
-              <w:bottom w:val="single" w:sz="9" w:space="0" w:color="000000"/>
-              <w:right w:val="single" w:sz="2" w:space="0" w:color="000000"/>
-            </w:tcBorders>
-            <w:shd w:val="clear" w:color="auto" w:fill="FFFFFF"/>
-            <w:vAlign w:val="center"/>
-          </w:tcPr>
-          <w:p>
-            <w:pPr>
-              <w:pStyle w:val="a9"/>
-            </w:pPr>
-          </w:p>
-        </w:tc>
-        <w:tc>
-          <w:tcPr>
-            <w:tcW w:w="2109" w:type="dxa"/>
-            <w:tcBorders>
-              <w:top w:val="single" w:sz="2" w:space="0" w:color="000000"/>
-              <w:left w:val="single" w:sz="2" w:space="0" w:color="000000"/>
-              <w:bottom w:val="single" w:sz="9" w:space="0" w:color="000000"/>
-              <w:right w:val="single" w:sz="2" w:space="0" w:color="000000"/>
-            </w:tcBorders>
-            <w:shd w:val="clear" w:color="auto" w:fill="FFFFFF"/>
-            <w:vAlign w:val="center"/>
-          </w:tcPr>
-          <w:p>
-            <w:pPr>
-              <w:pStyle w:val="a9"/>
-            </w:pPr>
-          </w:p>
-        </w:tc>
-        <w:tc>
-          <w:tcPr>
-            <w:tcW w:w="3502" w:type="dxa"/>
-            <w:tcBorders>
-              <w:top w:val="single" w:sz="2" w:space="0" w:color="000000"/>
-              <w:left w:val="single" w:sz="2" w:space="0" w:color="000000"/>
-              <w:bottom w:val="single" w:sz="9" w:space="0" w:color="000000"/>
-              <w:right w:val="single" w:sz="2" w:space="0" w:color="000000"/>
-            </w:tcBorders>
-            <w:shd w:val="clear" w:color="auto" w:fill="FFFFFF"/>
-            <w:vAlign w:val="center"/>
-          </w:tcPr>
-          <w:p>
-            <w:pPr>
-              <w:pStyle w:val="a9"/>
-            </w:pPr>
-          </w:p>
-        </w:tc>
-        <w:tc>
-          <w:tcPr>
-            <w:tcW w:w="1369" w:type="dxa"/>
-            <w:tcBorders>
-              <w:top w:val="single" w:sz="2" w:space="0" w:color="000000"/>
-              <w:left w:val="single" w:sz="2" w:space="0" w:color="000000"/>
-              <w:bottom w:val="single" w:sz="9" w:space="0" w:color="000000"/>
-              <w:right w:val="single" w:sz="2" w:space="0" w:color="000000"/>
-            </w:tcBorders>
-            <w:shd w:val="clear" w:color="auto" w:fill="FFFFFF"/>
-            <w:vAlign w:val="center"/>
-          </w:tcPr>
-          <w:p>
-            <w:pPr>
-              <w:pStyle w:val="a9"/>
-            </w:pPr>
-          </w:p>
-        </w:tc>
-        <w:tc>
-          <w:tcPr>
-            <w:tcW w:w="1369" w:type="dxa"/>
-            <w:tcBorders>
-              <w:top w:val="single" w:sz="2" w:space="0" w:color="000000"/>
-              <w:left w:val="single" w:sz="2" w:space="0" w:color="000000"/>
-              <w:bottom w:val="single" w:sz="9" w:space="0" w:color="000000"/>
-              <w:right w:val="none" w:sz="2" w:space="0" w:color="000000"/>
-            </w:tcBorders>
-            <w:shd w:val="clear" w:color="auto" w:fill="FFFFFF"/>
-            <w:vAlign w:val="center"/>
-          </w:tcPr>
-          <w:p>
-            <w:pPr>
-              <w:pStyle w:val="a9"/>
-            </w:pPr>
-          </w:p>
-        </w:tc>
-      </w:tr>
-      <w:tr>
-        <w:trPr>
-          <w:trHeight w:val="651"/>
-        </w:trPr>
-        <w:tc>
-          <w:tcPr>
-            <w:tcW w:w="1219" w:type="dxa"/>
-            <w:tcBorders>
-              <w:top w:val="single" w:sz="2" w:space="0" w:color="000000"/>
-              <w:left w:val="none" w:sz="2" w:space="0" w:color="000000"/>
-              <w:bottom w:val="single" w:sz="9" w:space="0" w:color="000000"/>
-              <w:right w:val="single" w:sz="2" w:space="0" w:color="000000"/>
-            </w:tcBorders>
-            <w:shd w:val="clear" w:color="auto" w:fill="FFFFFF"/>
-            <w:vAlign w:val="center"/>
-          </w:tcPr>
-          <w:p>
-            <w:pPr>
-              <w:pStyle w:val="a9"/>
-            </w:pPr>
-          </w:p>
-        </w:tc>
-        <w:tc>
-          <w:tcPr>
-            <w:tcW w:w="2109" w:type="dxa"/>
-            <w:tcBorders>
-              <w:top w:val="single" w:sz="2" w:space="0" w:color="000000"/>
-              <w:left w:val="single" w:sz="2" w:space="0" w:color="000000"/>
-              <w:bottom w:val="single" w:sz="9" w:space="0" w:color="000000"/>
-              <w:right w:val="single" w:sz="2" w:space="0" w:color="000000"/>
-            </w:tcBorders>
-            <w:shd w:val="clear" w:color="auto" w:fill="FFFFFF"/>
-            <w:vAlign w:val="center"/>
-          </w:tcPr>
-          <w:p>
-            <w:pPr>
-              <w:pStyle w:val="a9"/>
-            </w:pPr>
-          </w:p>
-        </w:tc>
-        <w:tc>
-          <w:tcPr>
-            <w:tcW w:w="3502" w:type="dxa"/>
-            <w:tcBorders>
-              <w:top w:val="single" w:sz="2" w:space="0" w:color="000000"/>
-              <w:left w:val="single" w:sz="2" w:space="0" w:color="000000"/>
-              <w:bottom w:val="single" w:sz="9" w:space="0" w:color="000000"/>
-              <w:right w:val="single" w:sz="2" w:space="0" w:color="000000"/>
-            </w:tcBorders>
-            <w:shd w:val="clear" w:color="auto" w:fill="FFFFFF"/>
-            <w:vAlign w:val="center"/>
-          </w:tcPr>
-          <w:p>
-            <w:pPr>
-              <w:pStyle w:val="a9"/>
-            </w:pPr>
-          </w:p>
-        </w:tc>
-        <w:tc>
-          <w:tcPr>
-            <w:tcW w:w="1369" w:type="dxa"/>
-            <w:tcBorders>
-              <w:top w:val="single" w:sz="2" w:space="0" w:color="000000"/>
-              <w:left w:val="single" w:sz="2" w:space="0" w:color="000000"/>
-              <w:bottom w:val="single" w:sz="9" w:space="0" w:color="000000"/>
-              <w:right w:val="single" w:sz="2" w:space="0" w:color="000000"/>
-            </w:tcBorders>
-            <w:shd w:val="clear" w:color="auto" w:fill="FFFFFF"/>
-            <w:vAlign w:val="center"/>
-          </w:tcPr>
-          <w:p>
-            <w:pPr>
-              <w:pStyle w:val="a9"/>
-            </w:pPr>
+            <w:r>
+              <w:rPr>
+                <w:rFonts w:hint="eastAsia"/>
+              </w:rPr>
+              <w:t>서서울</w:t>
+            </w:r>
           </w:p>
         </w:tc>
         <w:tc>
@@ -2358,6 +2074,7 @@
         <w:p>
           <w:pPr>
             <w:pStyle w:val="TOC"/>
+            <w:spacing w:before="0" w:after="240"/>
           </w:pPr>
           <w:r>
             <w:rPr>
@@ -2369,14 +2086,16 @@
         <w:p>
           <w:pPr>
             <w:pStyle w:val="12"/>
+            <w:spacing w:after="240"/>
             <w:rPr>
               <w:rFonts w:asciiTheme="minorHAnsi" w:eastAsiaTheme="minorEastAsia" w:hAnsiTheme="minorHAnsi" w:cstheme="minorBidi"/>
               <w:b w:val="0"/>
               <w:bCs w:val="0"/>
               <w:noProof/>
               <w:kern w:val="2"/>
-              <w:sz w:val="20"/>
-              <w:szCs w:val="22"/>
+              <w:sz w:val="22"/>
+              <w:szCs w:val="24"/>
+              <w14:ligatures w14:val="standardContextual"/>
             </w:rPr>
           </w:pPr>
           <w:r>
@@ -2388,7 +2107,7 @@
           <w:r>
             <w:fldChar w:fldCharType="separate"/>
           </w:r>
-          <w:hyperlink w:anchor="_Toc234495130" w:history="1">
+          <w:hyperlink w:anchor="_Toc234518146" w:history="1">
             <w:r>
               <w:rPr>
                 <w:rStyle w:val="a6"/>
@@ -2403,8 +2122,9 @@
                 <w:bCs w:val="0"/>
                 <w:noProof/>
                 <w:kern w:val="2"/>
-                <w:sz w:val="20"/>
-                <w:szCs w:val="22"/>
+                <w:sz w:val="22"/>
+                <w:szCs w:val="24"/>
+                <w14:ligatures w14:val="standardContextual"/>
               </w:rPr>
               <w:tab/>
             </w:r>
@@ -2434,7 +2154,7 @@
                 <w:noProof/>
                 <w:webHidden/>
               </w:rPr>
-              <w:instrText xml:space="preserve"> PAGEREF _Toc234495130 \h </w:instrText>
+              <w:instrText xml:space="preserve"> PAGEREF _Toc234518146 \h </w:instrText>
             </w:r>
             <w:r>
               <w:rPr>
@@ -2471,15 +2191,16 @@
             <w:tabs>
               <w:tab w:val="right" w:leader="dot" w:pos="9629"/>
             </w:tabs>
+            <w:spacing w:after="240"/>
             <w:ind w:left="440"/>
             <w:rPr>
               <w:rFonts w:eastAsiaTheme="minorEastAsia"/>
               <w:noProof/>
-              <w:sz w:val="20"/>
-              <w:szCs w:val="22"/>
+              <w:szCs w:val="24"/>
+              <w14:ligatures w14:val="standardContextual"/>
             </w:rPr>
           </w:pPr>
-          <w:hyperlink w:anchor="_Toc234495131" w:history="1">
+          <w:hyperlink w:anchor="_Toc234518147" w:history="1">
             <w:r>
               <w:rPr>
                 <w:rStyle w:val="a6"/>
@@ -2506,7 +2227,7 @@
                 <w:noProof/>
                 <w:webHidden/>
               </w:rPr>
-              <w:instrText xml:space="preserve"> PAGEREF _Toc234495131 \h </w:instrText>
+              <w:instrText xml:space="preserve"> PAGEREF _Toc234518147 \h </w:instrText>
             </w:r>
             <w:r>
               <w:rPr>
@@ -2543,15 +2264,16 @@
             <w:tabs>
               <w:tab w:val="right" w:leader="dot" w:pos="9629"/>
             </w:tabs>
+            <w:spacing w:after="240"/>
             <w:ind w:left="440"/>
             <w:rPr>
               <w:rFonts w:eastAsiaTheme="minorEastAsia"/>
               <w:noProof/>
-              <w:sz w:val="20"/>
-              <w:szCs w:val="22"/>
+              <w:szCs w:val="24"/>
+              <w14:ligatures w14:val="standardContextual"/>
             </w:rPr>
           </w:pPr>
-          <w:hyperlink w:anchor="_Toc234495132" w:history="1">
+          <w:hyperlink w:anchor="_Toc234518148" w:history="1">
             <w:r>
               <w:rPr>
                 <w:rStyle w:val="a6"/>
@@ -2578,7 +2300,7 @@
                 <w:noProof/>
                 <w:webHidden/>
               </w:rPr>
-              <w:instrText xml:space="preserve"> PAGEREF _Toc234495132 \h </w:instrText>
+              <w:instrText xml:space="preserve"> PAGEREF _Toc234518148 \h </w:instrText>
             </w:r>
             <w:r>
               <w:rPr>
@@ -2615,15 +2337,16 @@
             <w:tabs>
               <w:tab w:val="right" w:leader="dot" w:pos="9629"/>
             </w:tabs>
+            <w:spacing w:after="240"/>
             <w:ind w:left="440"/>
             <w:rPr>
               <w:rFonts w:eastAsiaTheme="minorEastAsia"/>
               <w:noProof/>
-              <w:sz w:val="20"/>
-              <w:szCs w:val="22"/>
+              <w:szCs w:val="24"/>
+              <w14:ligatures w14:val="standardContextual"/>
             </w:rPr>
           </w:pPr>
-          <w:hyperlink w:anchor="_Toc234495133" w:history="1">
+          <w:hyperlink w:anchor="_Toc234518149" w:history="1">
             <w:r>
               <w:rPr>
                 <w:rStyle w:val="a6"/>
@@ -2650,7 +2373,7 @@
                 <w:noProof/>
                 <w:webHidden/>
               </w:rPr>
-              <w:instrText xml:space="preserve"> PAGEREF _Toc234495133 \h </w:instrText>
+              <w:instrText xml:space="preserve"> PAGEREF _Toc234518149 \h </w:instrText>
             </w:r>
             <w:r>
               <w:rPr>
@@ -2687,15 +2410,16 @@
             <w:tabs>
               <w:tab w:val="right" w:leader="dot" w:pos="9629"/>
             </w:tabs>
+            <w:spacing w:after="240"/>
             <w:ind w:left="440"/>
             <w:rPr>
               <w:rFonts w:eastAsiaTheme="minorEastAsia"/>
               <w:noProof/>
-              <w:sz w:val="20"/>
-              <w:szCs w:val="22"/>
+              <w:szCs w:val="24"/>
+              <w14:ligatures w14:val="standardContextual"/>
             </w:rPr>
           </w:pPr>
-          <w:hyperlink w:anchor="_Toc234495134" w:history="1">
+          <w:hyperlink w:anchor="_Toc234518150" w:history="1">
             <w:r>
               <w:rPr>
                 <w:rStyle w:val="a6"/>
@@ -2722,7 +2446,7 @@
                 <w:noProof/>
                 <w:webHidden/>
               </w:rPr>
-              <w:instrText xml:space="preserve"> PAGEREF _Toc234495134 \h </w:instrText>
+              <w:instrText xml:space="preserve"> PAGEREF _Toc234518150 \h </w:instrText>
             </w:r>
             <w:r>
               <w:rPr>
@@ -2756,17 +2480,19 @@
         <w:p>
           <w:pPr>
             <w:pStyle w:val="12"/>
+            <w:spacing w:after="240"/>
             <w:rPr>
               <w:rFonts w:asciiTheme="minorHAnsi" w:eastAsiaTheme="minorEastAsia" w:hAnsiTheme="minorHAnsi" w:cstheme="minorBidi"/>
               <w:b w:val="0"/>
               <w:bCs w:val="0"/>
               <w:noProof/>
               <w:kern w:val="2"/>
-              <w:sz w:val="20"/>
-              <w:szCs w:val="22"/>
+              <w:sz w:val="22"/>
+              <w:szCs w:val="24"/>
+              <w14:ligatures w14:val="standardContextual"/>
             </w:rPr>
           </w:pPr>
-          <w:hyperlink w:anchor="_Toc234495135" w:history="1">
+          <w:hyperlink w:anchor="_Toc234518151" w:history="1">
             <w:r>
               <w:rPr>
                 <w:rStyle w:val="a6"/>
@@ -2781,8 +2507,9 @@
                 <w:bCs w:val="0"/>
                 <w:noProof/>
                 <w:kern w:val="2"/>
-                <w:sz w:val="20"/>
-                <w:szCs w:val="22"/>
+                <w:sz w:val="22"/>
+                <w:szCs w:val="24"/>
+                <w14:ligatures w14:val="standardContextual"/>
               </w:rPr>
               <w:tab/>
             </w:r>
@@ -2812,7 +2539,7 @@
                 <w:noProof/>
                 <w:webHidden/>
               </w:rPr>
-              <w:instrText xml:space="preserve"> PAGEREF _Toc234495135 \h </w:instrText>
+              <w:instrText xml:space="preserve"> PAGEREF _Toc234518151 \h </w:instrText>
             </w:r>
             <w:r>
               <w:rPr>
@@ -2849,15 +2576,16 @@
             <w:tabs>
               <w:tab w:val="right" w:leader="dot" w:pos="9629"/>
             </w:tabs>
+            <w:spacing w:after="240"/>
             <w:ind w:left="440"/>
             <w:rPr>
               <w:rFonts w:eastAsiaTheme="minorEastAsia"/>
               <w:noProof/>
-              <w:sz w:val="20"/>
-              <w:szCs w:val="22"/>
+              <w:szCs w:val="24"/>
+              <w14:ligatures w14:val="standardContextual"/>
             </w:rPr>
           </w:pPr>
-          <w:hyperlink w:anchor="_Toc234495136" w:history="1">
+          <w:hyperlink w:anchor="_Toc234518152" w:history="1">
             <w:r>
               <w:rPr>
                 <w:rStyle w:val="a6"/>
@@ -2884,7 +2612,7 @@
                 <w:noProof/>
                 <w:webHidden/>
               </w:rPr>
-              <w:instrText xml:space="preserve"> PAGEREF _Toc234495136 \h </w:instrText>
+              <w:instrText xml:space="preserve"> PAGEREF _Toc234518152 \h </w:instrText>
             </w:r>
             <w:r>
               <w:rPr>
@@ -2919,18 +2647,19 @@
           <w:pPr>
             <w:pStyle w:val="20"/>
             <w:tabs>
-              <w:tab w:val="left" w:pos="1000"/>
+              <w:tab w:val="left" w:pos="1100"/>
               <w:tab w:val="right" w:leader="dot" w:pos="9629"/>
             </w:tabs>
+            <w:spacing w:after="240"/>
             <w:ind w:left="440"/>
             <w:rPr>
               <w:rFonts w:eastAsiaTheme="minorEastAsia"/>
               <w:noProof/>
-              <w:sz w:val="20"/>
-              <w:szCs w:val="22"/>
+              <w:szCs w:val="24"/>
+              <w14:ligatures w14:val="standardContextual"/>
             </w:rPr>
           </w:pPr>
-          <w:hyperlink w:anchor="_Toc234495137" w:history="1">
+          <w:hyperlink w:anchor="_Toc234518153" w:history="1">
             <w:r>
               <w:rPr>
                 <w:rStyle w:val="a6"/>
@@ -2942,8 +2671,8 @@
               <w:rPr>
                 <w:rFonts w:eastAsiaTheme="minorEastAsia"/>
                 <w:noProof/>
-                <w:sz w:val="20"/>
-                <w:szCs w:val="22"/>
+                <w:szCs w:val="24"/>
+                <w14:ligatures w14:val="standardContextual"/>
               </w:rPr>
               <w:tab/>
             </w:r>
@@ -2973,7 +2702,7 @@
                 <w:noProof/>
                 <w:webHidden/>
               </w:rPr>
-              <w:instrText xml:space="preserve"> PAGEREF _Toc234495137 \h </w:instrText>
+              <w:instrText xml:space="preserve"> PAGEREF _Toc234518153 \h </w:instrText>
             </w:r>
             <w:r>
               <w:rPr>
@@ -2993,7 +2722,7 @@
                 <w:noProof/>
                 <w:webHidden/>
               </w:rPr>
-              <w:t>6</w:t>
+              <w:t>7</w:t>
             </w:r>
             <w:r>
               <w:rPr>
@@ -3007,17 +2736,19 @@
         <w:p>
           <w:pPr>
             <w:pStyle w:val="12"/>
+            <w:spacing w:after="240"/>
             <w:rPr>
               <w:rFonts w:asciiTheme="minorHAnsi" w:eastAsiaTheme="minorEastAsia" w:hAnsiTheme="minorHAnsi" w:cstheme="minorBidi"/>
               <w:b w:val="0"/>
               <w:bCs w:val="0"/>
               <w:noProof/>
               <w:kern w:val="2"/>
-              <w:sz w:val="20"/>
-              <w:szCs w:val="22"/>
+              <w:sz w:val="22"/>
+              <w:szCs w:val="24"/>
+              <w14:ligatures w14:val="standardContextual"/>
             </w:rPr>
           </w:pPr>
-          <w:hyperlink w:anchor="_Toc234495138" w:history="1">
+          <w:hyperlink w:anchor="_Toc234518154" w:history="1">
             <w:r>
               <w:rPr>
                 <w:rStyle w:val="a6"/>
@@ -3032,8 +2763,9 @@
                 <w:bCs w:val="0"/>
                 <w:noProof/>
                 <w:kern w:val="2"/>
-                <w:sz w:val="20"/>
-                <w:szCs w:val="22"/>
+                <w:sz w:val="22"/>
+                <w:szCs w:val="24"/>
+                <w14:ligatures w14:val="standardContextual"/>
               </w:rPr>
               <w:tab/>
             </w:r>
@@ -3063,7 +2795,7 @@
                 <w:noProof/>
                 <w:webHidden/>
               </w:rPr>
-              <w:instrText xml:space="preserve"> PAGEREF _Toc234495138 \h </w:instrText>
+              <w:instrText xml:space="preserve"> PAGEREF _Toc234518154 \h </w:instrText>
             </w:r>
             <w:r>
               <w:rPr>
@@ -3100,15 +2832,16 @@
             <w:tabs>
               <w:tab w:val="right" w:leader="dot" w:pos="9629"/>
             </w:tabs>
+            <w:spacing w:after="240"/>
             <w:ind w:left="440"/>
             <w:rPr>
               <w:rFonts w:eastAsiaTheme="minorEastAsia"/>
               <w:noProof/>
-              <w:sz w:val="20"/>
-              <w:szCs w:val="22"/>
+              <w:szCs w:val="24"/>
+              <w14:ligatures w14:val="standardContextual"/>
             </w:rPr>
           </w:pPr>
-          <w:hyperlink w:anchor="_Toc234495139" w:history="1">
+          <w:hyperlink w:anchor="_Toc234518155" w:history="1">
             <w:r>
               <w:rPr>
                 <w:rStyle w:val="a6"/>
@@ -3135,7 +2868,7 @@
                 <w:noProof/>
                 <w:webHidden/>
               </w:rPr>
-              <w:instrText xml:space="preserve"> PAGEREF _Toc234495139 \h </w:instrText>
+              <w:instrText xml:space="preserve"> PAGEREF _Toc234518155 \h </w:instrText>
             </w:r>
             <w:r>
               <w:rPr>
@@ -3172,15 +2905,16 @@
             <w:tabs>
               <w:tab w:val="right" w:leader="dot" w:pos="9629"/>
             </w:tabs>
+            <w:spacing w:after="240"/>
             <w:ind w:left="440"/>
             <w:rPr>
               <w:rFonts w:eastAsiaTheme="minorEastAsia"/>
               <w:noProof/>
-              <w:sz w:val="20"/>
-              <w:szCs w:val="22"/>
+              <w:szCs w:val="24"/>
+              <w14:ligatures w14:val="standardContextual"/>
             </w:rPr>
           </w:pPr>
-          <w:hyperlink w:anchor="_Toc234495140" w:history="1">
+          <w:hyperlink w:anchor="_Toc234518156" w:history="1">
             <w:r>
               <w:rPr>
                 <w:rStyle w:val="a6"/>
@@ -3207,7 +2941,7 @@
                 <w:noProof/>
                 <w:webHidden/>
               </w:rPr>
-              <w:instrText xml:space="preserve"> PAGEREF _Toc234495140 \h </w:instrText>
+              <w:instrText xml:space="preserve"> PAGEREF _Toc234518156 \h </w:instrText>
             </w:r>
             <w:r>
               <w:rPr>
@@ -3227,7 +2961,7 @@
                 <w:noProof/>
                 <w:webHidden/>
               </w:rPr>
-              <w:t>9</w:t>
+              <w:t>10</w:t>
             </w:r>
             <w:r>
               <w:rPr>
@@ -3244,21 +2978,22 @@
             <w:tabs>
               <w:tab w:val="right" w:leader="dot" w:pos="9629"/>
             </w:tabs>
+            <w:spacing w:after="240"/>
             <w:ind w:left="440"/>
             <w:rPr>
               <w:rFonts w:eastAsiaTheme="minorEastAsia"/>
               <w:noProof/>
-              <w:sz w:val="20"/>
-              <w:szCs w:val="22"/>
+              <w:szCs w:val="24"/>
+              <w14:ligatures w14:val="standardContextual"/>
             </w:rPr>
           </w:pPr>
-          <w:hyperlink w:anchor="_Toc234495141" w:history="1">
+          <w:hyperlink w:anchor="_Toc234518157" w:history="1">
             <w:r>
               <w:rPr>
                 <w:rStyle w:val="a6"/>
                 <w:noProof/>
               </w:rPr>
-              <w:t>3.3. File Upload</w:t>
+              <w:t>3.3. File Upload(보호소 회원 인증 파일 등록)</w:t>
             </w:r>
             <w:r>
               <w:rPr>
@@ -3279,7 +3014,7 @@
                 <w:noProof/>
                 <w:webHidden/>
               </w:rPr>
-              <w:instrText xml:space="preserve"> PAGEREF _Toc234495141 \h </w:instrText>
+              <w:instrText xml:space="preserve"> PAGEREF _Toc234518157 \h </w:instrText>
             </w:r>
             <w:r>
               <w:rPr>
@@ -3313,17 +3048,19 @@
         <w:p>
           <w:pPr>
             <w:pStyle w:val="12"/>
+            <w:spacing w:after="240"/>
             <w:rPr>
               <w:rFonts w:asciiTheme="minorHAnsi" w:eastAsiaTheme="minorEastAsia" w:hAnsiTheme="minorHAnsi" w:cstheme="minorBidi"/>
               <w:b w:val="0"/>
               <w:bCs w:val="0"/>
               <w:noProof/>
               <w:kern w:val="2"/>
-              <w:sz w:val="20"/>
-              <w:szCs w:val="22"/>
+              <w:sz w:val="22"/>
+              <w:szCs w:val="24"/>
+              <w14:ligatures w14:val="standardContextual"/>
             </w:rPr>
           </w:pPr>
-          <w:hyperlink w:anchor="_Toc234495142" w:history="1">
+          <w:hyperlink w:anchor="_Toc234518158" w:history="1">
             <w:r>
               <w:rPr>
                 <w:rStyle w:val="a6"/>
@@ -3350,7 +3087,7 @@
                 <w:noProof/>
                 <w:webHidden/>
               </w:rPr>
-              <w:instrText xml:space="preserve"> PAGEREF _Toc234495142 \h </w:instrText>
+              <w:instrText xml:space="preserve"> PAGEREF _Toc234518158 \h </w:instrText>
             </w:r>
             <w:r>
               <w:rPr>
@@ -3387,21 +3124,22 @@
             <w:tabs>
               <w:tab w:val="right" w:leader="dot" w:pos="9629"/>
             </w:tabs>
+            <w:spacing w:after="240"/>
             <w:ind w:left="440"/>
             <w:rPr>
               <w:rFonts w:eastAsiaTheme="minorEastAsia"/>
               <w:noProof/>
-              <w:sz w:val="20"/>
-              <w:szCs w:val="22"/>
+              <w:szCs w:val="24"/>
+              <w14:ligatures w14:val="standardContextual"/>
             </w:rPr>
           </w:pPr>
-          <w:hyperlink w:anchor="_Toc234495143" w:history="1">
+          <w:hyperlink w:anchor="_Toc234518159" w:history="1">
             <w:r>
               <w:rPr>
                 <w:rStyle w:val="a6"/>
                 <w:noProof/>
               </w:rPr>
-              <w:t>4.1. 세션 고정</w:t>
+              <w:t>4.1. XSS (댓글 등록)</w:t>
             </w:r>
             <w:r>
               <w:rPr>
@@ -3422,7 +3160,7 @@
                 <w:noProof/>
                 <w:webHidden/>
               </w:rPr>
-              <w:instrText xml:space="preserve"> PAGEREF _Toc234495143 \h </w:instrText>
+              <w:instrText xml:space="preserve"> PAGEREF _Toc234518159 \h </w:instrText>
             </w:r>
             <w:r>
               <w:rPr>
@@ -3454,6 +3192,155 @@
           </w:hyperlink>
         </w:p>
         <w:p>
+          <w:pPr>
+            <w:pStyle w:val="20"/>
+            <w:tabs>
+              <w:tab w:val="right" w:leader="dot" w:pos="9629"/>
+            </w:tabs>
+            <w:spacing w:after="240"/>
+            <w:ind w:left="440"/>
+            <w:rPr>
+              <w:rFonts w:eastAsiaTheme="minorEastAsia"/>
+              <w:noProof/>
+              <w:szCs w:val="24"/>
+              <w14:ligatures w14:val="standardContextual"/>
+            </w:rPr>
+          </w:pPr>
+          <w:hyperlink w:anchor="_Toc234518160" w:history="1">
+            <w:r>
+              <w:rPr>
+                <w:rStyle w:val="a6"/>
+                <w:noProof/>
+              </w:rPr>
+              <w:t>4.2 IDOR (데이터 수정)</w:t>
+            </w:r>
+            <w:r>
+              <w:rPr>
+                <w:noProof/>
+                <w:webHidden/>
+              </w:rPr>
+              <w:tab/>
+            </w:r>
+            <w:r>
+              <w:rPr>
+                <w:noProof/>
+                <w:webHidden/>
+              </w:rPr>
+              <w:fldChar w:fldCharType="begin"/>
+            </w:r>
+            <w:r>
+              <w:rPr>
+                <w:noProof/>
+                <w:webHidden/>
+              </w:rPr>
+              <w:instrText xml:space="preserve"> PAGEREF _Toc234518160 \h </w:instrText>
+            </w:r>
+            <w:r>
+              <w:rPr>
+                <w:noProof/>
+                <w:webHidden/>
+              </w:rPr>
+            </w:r>
+            <w:r>
+              <w:rPr>
+                <w:noProof/>
+                <w:webHidden/>
+              </w:rPr>
+              <w:fldChar w:fldCharType="separate"/>
+            </w:r>
+            <w:r>
+              <w:rPr>
+                <w:noProof/>
+                <w:webHidden/>
+              </w:rPr>
+              <w:t>15</w:t>
+            </w:r>
+            <w:r>
+              <w:rPr>
+                <w:noProof/>
+                <w:webHidden/>
+              </w:rPr>
+              <w:fldChar w:fldCharType="end"/>
+            </w:r>
+          </w:hyperlink>
+        </w:p>
+        <w:p>
+          <w:pPr>
+            <w:pStyle w:val="20"/>
+            <w:tabs>
+              <w:tab w:val="right" w:leader="dot" w:pos="9629"/>
+            </w:tabs>
+            <w:spacing w:after="240"/>
+            <w:ind w:left="440"/>
+            <w:rPr>
+              <w:rFonts w:eastAsiaTheme="minorEastAsia"/>
+              <w:noProof/>
+              <w:szCs w:val="24"/>
+              <w14:ligatures w14:val="standardContextual"/>
+            </w:rPr>
+          </w:pPr>
+          <w:hyperlink w:anchor="_Toc234518161" w:history="1">
+            <w:r>
+              <w:rPr>
+                <w:rStyle w:val="a6"/>
+                <w:noProof/>
+              </w:rPr>
+              <w:t>4.3 File Upload</w:t>
+            </w:r>
+            <w:r>
+              <w:rPr>
+                <w:noProof/>
+                <w:webHidden/>
+              </w:rPr>
+              <w:tab/>
+            </w:r>
+            <w:r>
+              <w:rPr>
+                <w:noProof/>
+                <w:webHidden/>
+              </w:rPr>
+              <w:fldChar w:fldCharType="begin"/>
+            </w:r>
+            <w:r>
+              <w:rPr>
+                <w:noProof/>
+                <w:webHidden/>
+              </w:rPr>
+              <w:instrText xml:space="preserve"> PAGEREF _Toc234518161 \h </w:instrText>
+            </w:r>
+            <w:r>
+              <w:rPr>
+                <w:noProof/>
+                <w:webHidden/>
+              </w:rPr>
+            </w:r>
+            <w:r>
+              <w:rPr>
+                <w:noProof/>
+                <w:webHidden/>
+              </w:rPr>
+              <w:fldChar w:fldCharType="separate"/>
+            </w:r>
+            <w:r>
+              <w:rPr>
+                <w:noProof/>
+                <w:webHidden/>
+              </w:rPr>
+              <w:t>15</w:t>
+            </w:r>
+            <w:r>
+              <w:rPr>
+                <w:noProof/>
+                <w:webHidden/>
+              </w:rPr>
+              <w:fldChar w:fldCharType="end"/>
+            </w:r>
+          </w:hyperlink>
+        </w:p>
+        <w:p>
+          <w:pPr>
+            <w:spacing w:after="240"/>
+          </w:pPr>
           <w:r>
             <w:rPr>
               <w:b/>
@@ -3489,7 +3376,7 @@
       <w:pPr>
         <w:pStyle w:val="1"/>
       </w:pPr>
-      <w:bookmarkStart w:id="0" w:name="_Toc234495130"/>
+      <w:bookmarkStart w:id="0" w:name="_Toc234518146"/>
       <w:r>
         <w:rPr>
           <w:rFonts w:hint="eastAsia"/>
@@ -3503,7 +3390,7 @@
       <w:pPr>
         <w:pStyle w:val="a2"/>
       </w:pPr>
-      <w:bookmarkStart w:id="1" w:name="_Toc234495131"/>
+      <w:bookmarkStart w:id="1" w:name="_Toc234518147"/>
       <w:r>
         <w:rPr>
           <w:rFonts w:hint="eastAsia"/>
@@ -3753,11 +3640,9 @@
       <w:r>
         <w:t xml:space="preserve"> </w:t>
       </w:r>
-      <w:proofErr w:type="spellStart"/>
       <w:r>
         <w:t>유기견</w:t>
       </w:r>
-      <w:proofErr w:type="spellEnd"/>
       <w:r>
         <w:t xml:space="preserve"> </w:t>
       </w:r>
@@ -3785,11 +3670,9 @@
       <w:r>
         <w:t xml:space="preserve"> </w:t>
       </w:r>
-      <w:proofErr w:type="spellStart"/>
       <w:r>
         <w:t>운영환경</w:t>
       </w:r>
-      <w:proofErr w:type="spellEnd"/>
       <w:r>
         <w:t xml:space="preserve"> </w:t>
       </w:r>
@@ -3924,15 +3807,7 @@
         <w:t>안전한 서비스 환경 확보:</w:t>
       </w:r>
       <w:r>
-        <w:t xml:space="preserve"> 사용자 개인정보 보호 체계를 공고히 하고, 중단 없는 안정적인 </w:t>
-      </w:r>
-      <w:proofErr w:type="spellStart"/>
-      <w:r>
-        <w:t>유기견</w:t>
-      </w:r>
-      <w:proofErr w:type="spellEnd"/>
-      <w:r>
-        <w:t xml:space="preserve"> 입양 추천 서비스 환경 구축</w:t>
+        <w:t xml:space="preserve"> 사용자 개인정보 보호 체계를 공고히 하고, 중단 없는 안정적인 유기견 입양 추천 서비스 환경 구축</w:t>
       </w:r>
     </w:p>
     <w:p>
@@ -3944,7 +3819,7 @@
       <w:pPr>
         <w:pStyle w:val="a2"/>
       </w:pPr>
-      <w:bookmarkStart w:id="2" w:name="_Toc234495132"/>
+      <w:bookmarkStart w:id="2" w:name="_Toc234518148"/>
       <w:r>
         <w:rPr>
           <w:rFonts w:hint="eastAsia"/>
@@ -4449,23 +4324,7 @@
                 <w:rFonts w:asciiTheme="majorHAnsi" w:eastAsiaTheme="majorHAnsi" w:hAnsiTheme="majorHAnsi" w:cs="굴림" w:hint="eastAsia"/>
                 <w:sz w:val="20"/>
               </w:rPr>
-              <w:t>IDOR(</w:t>
-            </w:r>
-            <w:proofErr w:type="spellStart"/>
-            <w:r>
-              <w:rPr>
-                <w:rFonts w:asciiTheme="majorHAnsi" w:eastAsiaTheme="majorHAnsi" w:hAnsiTheme="majorHAnsi" w:cs="굴림" w:hint="eastAsia"/>
-                <w:sz w:val="20"/>
-              </w:rPr>
-              <w:t>마이페이지</w:t>
-            </w:r>
-            <w:proofErr w:type="spellEnd"/>
-            <w:r>
-              <w:rPr>
-                <w:rFonts w:asciiTheme="majorHAnsi" w:eastAsiaTheme="majorHAnsi" w:hAnsiTheme="majorHAnsi" w:cs="굴림" w:hint="eastAsia"/>
-                <w:sz w:val="20"/>
-              </w:rPr>
-              <w:t xml:space="preserve"> 정보 변경)</w:t>
+              <w:t>IDOR(마이페이지 정보 변경)</w:t>
             </w:r>
           </w:p>
         </w:tc>
@@ -4744,23 +4603,7 @@
                 <w:rFonts w:asciiTheme="majorHAnsi" w:eastAsiaTheme="majorHAnsi" w:hAnsiTheme="majorHAnsi" w:cs="굴림" w:hint="eastAsia"/>
                 <w:sz w:val="20"/>
               </w:rPr>
-              <w:t>CSRF(</w:t>
-            </w:r>
-            <w:proofErr w:type="spellStart"/>
-            <w:r>
-              <w:rPr>
-                <w:rFonts w:asciiTheme="majorHAnsi" w:eastAsiaTheme="majorHAnsi" w:hAnsiTheme="majorHAnsi" w:cs="굴림" w:hint="eastAsia"/>
-                <w:sz w:val="20"/>
-              </w:rPr>
-              <w:t>마이페이지</w:t>
-            </w:r>
-            <w:proofErr w:type="spellEnd"/>
-            <w:r>
-              <w:rPr>
-                <w:rFonts w:asciiTheme="majorHAnsi" w:eastAsiaTheme="majorHAnsi" w:hAnsiTheme="majorHAnsi" w:cs="굴림" w:hint="eastAsia"/>
-                <w:sz w:val="20"/>
-              </w:rPr>
-              <w:t>)</w:t>
+              <w:t>CSRF(마이페이지)</w:t>
             </w:r>
           </w:p>
         </w:tc>
@@ -4776,7 +4619,7 @@
       <w:pPr>
         <w:pStyle w:val="a2"/>
       </w:pPr>
-      <w:bookmarkStart w:id="3" w:name="_Toc234495133"/>
+      <w:bookmarkStart w:id="3" w:name="_Toc234518149"/>
       <w:r>
         <w:rPr>
           <w:rFonts w:hint="eastAsia"/>
@@ -4903,7 +4746,6 @@
                 <w:sz w:val="20"/>
               </w:rPr>
             </w:pPr>
-            <w:proofErr w:type="spellStart"/>
             <w:r>
               <w:rPr>
                 <w:rFonts w:asciiTheme="majorHAnsi" w:eastAsiaTheme="majorHAnsi" w:hAnsiTheme="majorHAnsi" w:cs="굴림" w:hint="eastAsia"/>
@@ -4914,7 +4756,6 @@
               </w:rPr>
               <w:t>사이트명</w:t>
             </w:r>
-            <w:proofErr w:type="spellEnd"/>
             <w:r>
               <w:rPr>
                 <w:rFonts w:asciiTheme="majorHAnsi" w:eastAsiaTheme="majorHAnsi" w:hAnsiTheme="majorHAnsi" w:cs="굴림"/>
@@ -5230,16 +5071,8 @@
               <w:rPr>
                 <w:rFonts w:hint="eastAsia"/>
               </w:rPr>
-              <w:t xml:space="preserve">1:1 </w:t>
-            </w:r>
-            <w:proofErr w:type="spellStart"/>
-            <w:r>
-              <w:rPr>
-                <w:rFonts w:hint="eastAsia"/>
-              </w:rPr>
-              <w:t>문의페이지</w:t>
-            </w:r>
-            <w:proofErr w:type="spellEnd"/>
+              <w:t>1:1 문의페이지</w:t>
+            </w:r>
           </w:p>
         </w:tc>
         <w:tc>
@@ -5492,19 +5325,11 @@
             <w:r>
               <w:t xml:space="preserve"> </w:t>
             </w:r>
-            <w:proofErr w:type="spellStart"/>
-            <w:r>
-              <w:rPr>
-                <w:rFonts w:hint="eastAsia"/>
-              </w:rPr>
-              <w:t>카이브</w:t>
-            </w:r>
-            <w:proofErr w:type="spellEnd"/>
-            <w:r>
-              <w:rPr>
-                <w:rFonts w:hint="eastAsia"/>
-              </w:rPr>
-              <w:t xml:space="preserve"> 수정</w:t>
+            <w:r>
+              <w:rPr>
+                <w:rFonts w:hint="eastAsia"/>
+              </w:rPr>
+              <w:t>카이브 수정</w:t>
             </w:r>
           </w:p>
         </w:tc>
@@ -5671,19 +5496,11 @@
             <w:r>
               <w:t xml:space="preserve"> </w:t>
             </w:r>
-            <w:proofErr w:type="spellStart"/>
-            <w:r>
-              <w:rPr>
-                <w:rFonts w:hint="eastAsia"/>
-              </w:rPr>
-              <w:t>카이브</w:t>
-            </w:r>
-            <w:proofErr w:type="spellEnd"/>
-            <w:r>
-              <w:rPr>
-                <w:rFonts w:hint="eastAsia"/>
-              </w:rPr>
-              <w:t xml:space="preserve"> 작성</w:t>
+            <w:r>
+              <w:rPr>
+                <w:rFonts w:hint="eastAsia"/>
+              </w:rPr>
+              <w:t>카이브 작성</w:t>
             </w:r>
           </w:p>
         </w:tc>
@@ -5763,27 +5580,23 @@
             <w:pPr>
               <w:pStyle w:val="a9"/>
             </w:pPr>
-            <w:proofErr w:type="spellStart"/>
             <w:r>
               <w:rPr>
                 <w:rFonts w:hint="eastAsia"/>
               </w:rPr>
               <w:t>마이페이지</w:t>
             </w:r>
-            <w:proofErr w:type="spellEnd"/>
-          </w:p>
-          <w:p>
-            <w:pPr>
-              <w:pStyle w:val="a9"/>
-            </w:pPr>
-            <w:proofErr w:type="spellStart"/>
+          </w:p>
+          <w:p>
+            <w:pPr>
+              <w:pStyle w:val="a9"/>
+            </w:pPr>
             <w:r>
               <w:rPr>
                 <w:rFonts w:hint="eastAsia"/>
               </w:rPr>
               <w:t>보호소회원</w:t>
             </w:r>
-            <w:proofErr w:type="spellEnd"/>
           </w:p>
           <w:p>
             <w:pPr>
@@ -5824,14 +5637,14 @@
     </w:tbl>
     <w:p>
       <w:pPr>
-        <w:pStyle w:val="a2"/>
+        <w:pStyle w:val="ac"/>
       </w:pPr>
     </w:p>
     <w:p>
       <w:pPr>
         <w:pStyle w:val="a2"/>
       </w:pPr>
-      <w:bookmarkStart w:id="4" w:name="_Toc234495134"/>
+      <w:bookmarkStart w:id="4" w:name="_Toc234518150"/>
       <w:r>
         <w:rPr>
           <w:rFonts w:hint="eastAsia"/>
@@ -5948,11 +5761,18 @@
             <w:pPr>
               <w:pStyle w:val="a9"/>
             </w:pPr>
-            <w:proofErr w:type="spellStart"/>
-            <w:r>
-              <w:t>BurpSuite</w:t>
-            </w:r>
-            <w:proofErr w:type="spellEnd"/>
+            <w:r>
+              <w:t>Burp</w:t>
+            </w:r>
+            <w:r>
+              <w:rPr>
+                <w:rFonts w:hint="eastAsia"/>
+              </w:rPr>
+              <w:t xml:space="preserve"> </w:t>
+            </w:r>
+            <w:r>
+              <w:t>Suite</w:t>
+            </w:r>
           </w:p>
         </w:tc>
         <w:tc>
@@ -6014,7 +5834,7 @@
         </w:numPr>
       </w:pPr>
       <w:bookmarkStart w:id="5" w:name="_Toc55044876"/>
-      <w:bookmarkStart w:id="6" w:name="_Toc234495135"/>
+      <w:bookmarkStart w:id="6" w:name="_Toc234518151"/>
       <w:r>
         <w:rPr>
           <w:rFonts w:hint="eastAsia"/>
@@ -6034,7 +5854,7 @@
       <w:pPr>
         <w:pStyle w:val="a2"/>
       </w:pPr>
-      <w:bookmarkStart w:id="7" w:name="_Toc234495136"/>
+      <w:bookmarkStart w:id="7" w:name="_Toc234518152"/>
       <w:r>
         <w:t xml:space="preserve">2.1. </w:t>
       </w:r>
@@ -6090,7 +5910,6 @@
         </w:rPr>
         <w:t xml:space="preserve">에 1개, </w:t>
       </w:r>
-      <w:proofErr w:type="spellStart"/>
       <w:r>
         <w:rPr>
           <w:rFonts w:asciiTheme="minorHAnsi" w:eastAsiaTheme="minorHAnsi" w:hint="eastAsia"/>
@@ -6101,14 +5920,7 @@
         <w:rPr>
           <w:rFonts w:asciiTheme="minorHAnsi" w:eastAsiaTheme="minorHAnsi"/>
         </w:rPr>
-        <w:t>에</w:t>
-      </w:r>
-      <w:proofErr w:type="spellEnd"/>
-      <w:r>
-        <w:rPr>
-          <w:rFonts w:asciiTheme="minorHAnsi" w:eastAsiaTheme="minorHAnsi"/>
-        </w:rPr>
-        <w:t xml:space="preserve"> 1개 </w:t>
+        <w:t xml:space="preserve">에 1개 </w:t>
       </w:r>
       <w:r>
         <w:rPr>
@@ -6141,21 +5953,7 @@
         <w:rPr>
           <w:rFonts w:asciiTheme="minorHAnsi" w:eastAsiaTheme="minorHAnsi" w:hint="eastAsia"/>
         </w:rPr>
-        <w:t xml:space="preserve">크로스 사이트 </w:t>
-      </w:r>
-      <w:proofErr w:type="spellStart"/>
-      <w:r>
-        <w:rPr>
-          <w:rFonts w:asciiTheme="minorHAnsi" w:eastAsiaTheme="minorHAnsi" w:hint="eastAsia"/>
-        </w:rPr>
-        <w:t>스크립팅</w:t>
-      </w:r>
-      <w:proofErr w:type="spellEnd"/>
-      <w:r>
-        <w:rPr>
-          <w:rFonts w:asciiTheme="minorHAnsi" w:eastAsiaTheme="minorHAnsi" w:hint="eastAsia"/>
-        </w:rPr>
-        <w:t>,</w:t>
+        <w:t>크로스 사이트 스크립팅,</w:t>
       </w:r>
       <w:r>
         <w:rPr>
@@ -6191,21 +5989,7 @@
         <w:rPr>
           <w:rFonts w:asciiTheme="minorHAnsi" w:eastAsiaTheme="minorHAnsi" w:hint="eastAsia"/>
         </w:rPr>
-        <w:t xml:space="preserve">크로스 사이트 </w:t>
-      </w:r>
-      <w:proofErr w:type="spellStart"/>
-      <w:r>
-        <w:rPr>
-          <w:rFonts w:asciiTheme="minorHAnsi" w:eastAsiaTheme="minorHAnsi" w:hint="eastAsia"/>
-        </w:rPr>
-        <w:t>스크립팅</w:t>
-      </w:r>
-      <w:proofErr w:type="spellEnd"/>
-      <w:r>
-        <w:rPr>
-          <w:rFonts w:asciiTheme="minorHAnsi" w:eastAsiaTheme="minorHAnsi" w:hint="eastAsia"/>
-        </w:rPr>
-        <w:t xml:space="preserve"> </w:t>
+        <w:t xml:space="preserve">크로스 사이트 스크립팅 </w:t>
       </w:r>
       <w:r>
         <w:rPr>
@@ -6276,7 +6060,7 @@
         </w:numPr>
         <w:ind w:firstLineChars="0"/>
       </w:pPr>
-      <w:bookmarkStart w:id="8" w:name="_Toc234495137"/>
+      <w:bookmarkStart w:id="8" w:name="_Toc234518153"/>
       <w:r>
         <w:rPr>
           <w:rFonts w:hint="eastAsia"/>
@@ -6500,14 +6284,12 @@
             <w:pPr>
               <w:pStyle w:val="a9"/>
             </w:pPr>
-            <w:proofErr w:type="spellStart"/>
             <w:r>
               <w:rPr>
                 <w:rFonts w:hint="eastAsia"/>
               </w:rPr>
               <w:t>세션고정</w:t>
             </w:r>
-            <w:proofErr w:type="spellEnd"/>
           </w:p>
           <w:p>
             <w:pPr>
@@ -6897,16 +6679,8 @@
               <w:rPr>
                 <w:rFonts w:hint="eastAsia"/>
               </w:rPr>
-              <w:t xml:space="preserve">1:1 </w:t>
-            </w:r>
-            <w:proofErr w:type="spellStart"/>
-            <w:r>
-              <w:rPr>
-                <w:rFonts w:hint="eastAsia"/>
-              </w:rPr>
-              <w:t>문의페이지</w:t>
-            </w:r>
-            <w:proofErr w:type="spellEnd"/>
+              <w:t>1:1 문의페이지</w:t>
+            </w:r>
           </w:p>
         </w:tc>
         <w:tc>
@@ -7315,19 +7089,11 @@
             <w:r>
               <w:t xml:space="preserve"> </w:t>
             </w:r>
-            <w:proofErr w:type="spellStart"/>
-            <w:r>
-              <w:rPr>
-                <w:rFonts w:hint="eastAsia"/>
-              </w:rPr>
-              <w:t>카이브</w:t>
-            </w:r>
-            <w:proofErr w:type="spellEnd"/>
-            <w:r>
-              <w:rPr>
-                <w:rFonts w:hint="eastAsia"/>
-              </w:rPr>
-              <w:t xml:space="preserve"> 수정</w:t>
+            <w:r>
+              <w:rPr>
+                <w:rFonts w:hint="eastAsia"/>
+              </w:rPr>
+              <w:t>카이브 수정</w:t>
             </w:r>
           </w:p>
         </w:tc>
@@ -7605,19 +7371,11 @@
             <w:r>
               <w:t xml:space="preserve"> </w:t>
             </w:r>
-            <w:proofErr w:type="spellStart"/>
-            <w:r>
-              <w:rPr>
-                <w:rFonts w:hint="eastAsia"/>
-              </w:rPr>
-              <w:t>카이브</w:t>
-            </w:r>
-            <w:proofErr w:type="spellEnd"/>
-            <w:r>
-              <w:rPr>
-                <w:rFonts w:hint="eastAsia"/>
-              </w:rPr>
-              <w:t xml:space="preserve"> 작성</w:t>
+            <w:r>
+              <w:rPr>
+                <w:rFonts w:hint="eastAsia"/>
+              </w:rPr>
+              <w:t>카이브 작성</w:t>
             </w:r>
           </w:p>
         </w:tc>
@@ -7757,27 +7515,23 @@
             <w:pPr>
               <w:pStyle w:val="a9"/>
             </w:pPr>
-            <w:proofErr w:type="spellStart"/>
             <w:r>
               <w:rPr>
                 <w:rFonts w:hint="eastAsia"/>
               </w:rPr>
               <w:t>마이페이지</w:t>
             </w:r>
-            <w:proofErr w:type="spellEnd"/>
-          </w:p>
-          <w:p>
-            <w:pPr>
-              <w:pStyle w:val="a9"/>
-            </w:pPr>
-            <w:proofErr w:type="spellStart"/>
+          </w:p>
+          <w:p>
+            <w:pPr>
+              <w:pStyle w:val="a9"/>
+            </w:pPr>
             <w:r>
               <w:rPr>
                 <w:rFonts w:hint="eastAsia"/>
               </w:rPr>
               <w:t>보호소회원</w:t>
             </w:r>
-            <w:proofErr w:type="spellEnd"/>
           </w:p>
           <w:p>
             <w:pPr>
@@ -7895,7 +7649,7 @@
           <w:numId w:val="3"/>
         </w:numPr>
       </w:pPr>
-      <w:bookmarkStart w:id="9" w:name="_Toc234495138"/>
+      <w:bookmarkStart w:id="9" w:name="_Toc234518154"/>
       <w:r>
         <w:rPr>
           <w:rFonts w:hint="eastAsia"/>
@@ -7910,8 +7664,8 @@
         <w:ind w:left="360" w:firstLineChars="0" w:firstLine="0"/>
       </w:pPr>
       <w:bookmarkStart w:id="10" w:name="_Toc234222577"/>
-      <w:bookmarkStart w:id="11" w:name="_Toc234495139"/>
-      <w:bookmarkStart w:id="12" w:name="_Toc234222576"/>
+      <w:bookmarkStart w:id="11" w:name="_Toc234222576"/>
+      <w:bookmarkStart w:id="12" w:name="_Toc234518155"/>
       <w:r>
         <w:rPr>
           <w:rFonts w:hint="eastAsia"/>
@@ -7931,7 +7685,7 @@
         </w:rPr>
         <w:t>댓글 등록)</w:t>
       </w:r>
-      <w:bookmarkEnd w:id="11"/>
+      <w:bookmarkEnd w:id="12"/>
     </w:p>
     <w:tbl>
       <w:tblPr>
@@ -8090,14 +7844,12 @@
               <w:pStyle w:val="a9"/>
               <w:cnfStyle w:val="000000100000" w:firstRow="0" w:lastRow="0" w:firstColumn="0" w:lastColumn="0" w:oddVBand="0" w:evenVBand="0" w:oddHBand="1" w:evenHBand="0" w:firstRowFirstColumn="0" w:firstRowLastColumn="0" w:lastRowFirstColumn="0" w:lastRowLastColumn="0"/>
             </w:pPr>
-            <w:proofErr w:type="spellStart"/>
             <w:r>
               <w:rPr>
                 <w:rFonts w:hint="eastAsia"/>
               </w:rPr>
               <w:t>파라미터</w:t>
             </w:r>
-            <w:proofErr w:type="spellEnd"/>
           </w:p>
         </w:tc>
         <w:tc>
@@ -8201,11 +7953,9 @@
                 <w:rFonts w:cs="Times New Roman"/>
               </w:rPr>
             </w:pPr>
-            <w:proofErr w:type="spellStart"/>
             <w:r>
               <w:t>commentPost</w:t>
             </w:r>
-            <w:proofErr w:type="spellEnd"/>
           </w:p>
         </w:tc>
         <w:tc>
@@ -8273,14 +8023,12 @@
               <w:pStyle w:val="aa"/>
               <w:ind w:left="192" w:hanging="192"/>
             </w:pPr>
-            <w:proofErr w:type="spellStart"/>
             <w:r>
               <w:rPr>
                 <w:rFonts w:hint="eastAsia"/>
               </w:rPr>
               <w:t>상세내역</w:t>
             </w:r>
-            <w:proofErr w:type="spellEnd"/>
           </w:p>
         </w:tc>
         <w:tc>
@@ -8308,31 +8056,7 @@
               <w:t>댓글</w:t>
             </w:r>
             <w:r>
-              <w:t xml:space="preserve"> 등록 시 입력되는 </w:t>
-            </w:r>
-            <w:proofErr w:type="spellStart"/>
-            <w:r>
-              <w:t>commentPost</w:t>
-            </w:r>
-            <w:proofErr w:type="spellEnd"/>
-            <w:r>
-              <w:t xml:space="preserve"> 데이터에 대한 출력 단계에서의 </w:t>
-            </w:r>
-            <w:proofErr w:type="spellStart"/>
-            <w:r>
-              <w:t>인코딩</w:t>
-            </w:r>
-            <w:proofErr w:type="spellEnd"/>
-            <w:r>
-              <w:t xml:space="preserve"> 처리 부재 또는 입력 단계에서의 특수문자 </w:t>
-            </w:r>
-            <w:proofErr w:type="spellStart"/>
-            <w:r>
-              <w:t>필터링</w:t>
-            </w:r>
-            <w:proofErr w:type="spellEnd"/>
-            <w:r>
-              <w:t xml:space="preserve"> 미흡</w:t>
+              <w:t xml:space="preserve"> 등록 시 입력되는 commentPost 데이터에 대한 출력 단계에서의 인코딩 처리 부재 또는 입력 단계에서의 특수문자 필터링 미흡</w:t>
             </w:r>
             <w:r>
               <w:rPr>
@@ -8341,15 +8065,7 @@
               <w:t xml:space="preserve">해 </w:t>
             </w:r>
             <w:r>
-              <w:t>&lt;script&gt;alert(‘</w:t>
-            </w:r>
-            <w:proofErr w:type="spellStart"/>
-            <w:r>
-              <w:t>xss</w:t>
-            </w:r>
-            <w:proofErr w:type="spellEnd"/>
-            <w:r>
-              <w:t>’)&lt;/scr</w:t>
+              <w:t>&lt;script&gt;alert(‘xss’)&lt;/scr</w:t>
             </w:r>
             <w:r>
               <w:t>ipt&gt;와 같은 스크립트 코드를 입력하고 전송</w:t>
@@ -8567,7 +8283,7 @@
                 <w:noProof/>
               </w:rPr>
               <w:drawing>
-                <wp:inline distT="0" distB="0" distL="0" distR="0" wp14:anchorId="37007FC5" wp14:editId="293273A6">
+                <wp:inline distT="0" distB="0" distL="0" distR="0" wp14:anchorId="37007FC5" wp14:editId="6AAD2314">
                   <wp:extent cx="4320000" cy="2352251"/>
                   <wp:effectExtent l="0" t="0" r="4445" b="0"/>
                   <wp:docPr id="5" name="그림 5"/>
@@ -8693,7 +8409,7 @@
                 <w:noProof/>
               </w:rPr>
               <w:drawing>
-                <wp:inline distT="0" distB="0" distL="0" distR="0" wp14:anchorId="0F8B6952" wp14:editId="7254233C">
+                <wp:inline distT="0" distB="0" distL="0" distR="0" wp14:anchorId="0F8B6952" wp14:editId="41761915">
                   <wp:extent cx="4320000" cy="2799474"/>
                   <wp:effectExtent l="0" t="0" r="4445" b="1270"/>
                   <wp:docPr id="7" name="그림 7"/>
@@ -8876,7 +8592,7 @@
                 <w:noProof/>
               </w:rPr>
               <w:drawing>
-                <wp:inline distT="0" distB="0" distL="0" distR="0" wp14:anchorId="20D8BAB2" wp14:editId="357F08EB">
+                <wp:inline distT="0" distB="0" distL="0" distR="0" wp14:anchorId="20D8BAB2" wp14:editId="0F9E2820">
                   <wp:extent cx="4320000" cy="2486703"/>
                   <wp:effectExtent l="0" t="0" r="4445" b="8890"/>
                   <wp:docPr id="12" name="그림 12"/>
@@ -9006,7 +8722,6 @@
               <w:rPr>
                 <w:rFonts w:hint="eastAsia"/>
               </w:rPr>
-              <w:lastRenderedPageBreak/>
               <w:t>영향도</w:t>
             </w:r>
           </w:p>
@@ -9135,15 +8850,7 @@
               <w:t>사용자</w:t>
             </w:r>
             <w:r>
-              <w:t xml:space="preserve"> </w:t>
-            </w:r>
-            <w:proofErr w:type="spellStart"/>
-            <w:r>
-              <w:t>리다이렉션</w:t>
-            </w:r>
-            <w:proofErr w:type="spellEnd"/>
-            <w:r>
-              <w:t xml:space="preserve"> (Phishing)</w:t>
+              <w:t xml:space="preserve"> 리다이렉션 (Phishing)</w:t>
             </w:r>
           </w:p>
         </w:tc>
@@ -9412,14 +9119,24 @@
               <w:jc w:val="left"/>
               <w:cnfStyle w:val="000000000000" w:firstRow="0" w:lastRow="0" w:firstColumn="0" w:lastColumn="0" w:oddVBand="0" w:evenVBand="0" w:oddHBand="0" w:evenHBand="0" w:firstRowFirstColumn="0" w:firstRowLastColumn="0" w:lastRowFirstColumn="0" w:lastRowLastColumn="0"/>
             </w:pPr>
-            <w:proofErr w:type="spellStart"/>
-            <w:r>
-              <w:rPr>
-                <w:rFonts w:hint="eastAsia"/>
-              </w:rPr>
-              <w:t>입력값</w:t>
-            </w:r>
-            <w:proofErr w:type="spellEnd"/>
+            <w:r>
+              <w:rPr>
+                <w:rFonts w:hint="eastAsia"/>
+              </w:rPr>
+              <w:t>입력</w:t>
+            </w:r>
+            <w:r>
+              <w:rPr>
+                <w:rFonts w:hint="eastAsia"/>
+              </w:rPr>
+              <w:t xml:space="preserve"> </w:t>
+            </w:r>
+            <w:r>
+              <w:rPr>
+                <w:rFonts w:hint="eastAsia"/>
+              </w:rPr>
+              <w:t>값</w:t>
+            </w:r>
             <w:r>
               <w:t xml:space="preserve"> 검증 부재</w:t>
             </w:r>
@@ -9450,55 +9167,16 @@
               <w:t>서버가</w:t>
             </w:r>
             <w:r>
-              <w:t xml:space="preserve"> 댓글 </w:t>
-            </w:r>
-            <w:proofErr w:type="spellStart"/>
-            <w:r>
-              <w:t>입력값</w:t>
-            </w:r>
-            <w:proofErr w:type="spellEnd"/>
-            <w:r>
-              <w:t>(</w:t>
-            </w:r>
-            <w:proofErr w:type="spellStart"/>
-            <w:r>
-              <w:t>commentPost</w:t>
-            </w:r>
-            <w:proofErr w:type="spellEnd"/>
-            <w:r>
-              <w:t xml:space="preserve">)을 DB에 저장할 때, &lt;script&gt;, &lt;iframe&gt;, </w:t>
-            </w:r>
-            <w:proofErr w:type="spellStart"/>
-            <w:r>
-              <w:t>onmouseover</w:t>
-            </w:r>
-            <w:proofErr w:type="spellEnd"/>
-            <w:r>
-              <w:t xml:space="preserve">와 같은 악성 태그나 이벤트 </w:t>
-            </w:r>
-            <w:proofErr w:type="spellStart"/>
-            <w:r>
-              <w:t>핸들러가</w:t>
-            </w:r>
-            <w:proofErr w:type="spellEnd"/>
-            <w:r>
-              <w:t xml:space="preserve"> 포함되어 있는지 검사하는 </w:t>
-            </w:r>
-            <w:proofErr w:type="spellStart"/>
-            <w:r>
-              <w:t>로직</w:t>
-            </w:r>
-            <w:proofErr w:type="spellEnd"/>
-            <w:r>
-              <w:t xml:space="preserve">(블랙리스트 기반 </w:t>
-            </w:r>
-            <w:proofErr w:type="spellStart"/>
-            <w:r>
-              <w:t>필터링</w:t>
-            </w:r>
-            <w:proofErr w:type="spellEnd"/>
-            <w:r>
-              <w:t>)이 전무</w:t>
+              <w:t xml:space="preserve"> 댓글 입력</w:t>
+            </w:r>
+            <w:r>
+              <w:rPr>
+                <w:rFonts w:hint="eastAsia"/>
+              </w:rPr>
+              <w:t xml:space="preserve"> </w:t>
+            </w:r>
+            <w:r>
+              <w:t>값(commentPost)을 DB에 저장할 때, &lt;script&gt;, &lt;iframe&gt;, onmouseover와 같은 악성 태그나 이벤트 핸들러가 포함되어 있는지 검사하는 로직(블랙리스트 기반 필터링)이 전무</w:t>
             </w:r>
           </w:p>
         </w:tc>
@@ -9547,13 +9225,17 @@
               <w:jc w:val="left"/>
               <w:cnfStyle w:val="000000100000" w:firstRow="0" w:lastRow="0" w:firstColumn="0" w:lastColumn="0" w:oddVBand="0" w:evenVBand="0" w:oddHBand="1" w:evenHBand="0" w:firstRowFirstColumn="0" w:firstRowLastColumn="0" w:lastRowFirstColumn="0" w:lastRowLastColumn="0"/>
             </w:pPr>
-            <w:proofErr w:type="spellStart"/>
-            <w:r>
-              <w:t>출력값</w:t>
-            </w:r>
-            <w:proofErr w:type="spellEnd"/>
-            <w:r>
-              <w:t xml:space="preserve"> 이스케이프 미흡</w:t>
+            <w:r>
+              <w:t>출력</w:t>
+            </w:r>
+            <w:r>
+              <w:rPr>
+                <w:rFonts w:hint="eastAsia"/>
+              </w:rPr>
+              <w:t xml:space="preserve"> </w:t>
+            </w:r>
+            <w:r>
+              <w:t>값 이스케이프 미흡</w:t>
             </w:r>
           </w:p>
         </w:tc>
@@ -9582,15 +9264,7 @@
               <w:t>저장된</w:t>
             </w:r>
             <w:r>
-              <w:t xml:space="preserve"> 데이터를 브라우저에 출력하는 단계에서, 특수문자(&lt;, &gt;, &amp;, ', ")를 HTML </w:t>
-            </w:r>
-            <w:proofErr w:type="spellStart"/>
-            <w:r>
-              <w:t>엔티티</w:t>
-            </w:r>
-            <w:proofErr w:type="spellEnd"/>
-            <w:r>
-              <w:t xml:space="preserve"> 코드로 변환하는 처리 과정이 수행되지 않아, 브라우저가 이를</w:t>
+              <w:t xml:space="preserve"> 데이터를 브라우저에 출력하는 단계에서, 특수문자(&lt;, &gt;, &amp;, ', ")를 HTML 엔티티 코드로 변환하는 처리 과정이 수행되지 않아, 브라우저가 이를</w:t>
             </w:r>
             <w:r>
               <w:t xml:space="preserve"> </w:t>
@@ -9612,7 +9286,7 @@
       <w:pPr>
         <w:pStyle w:val="a2"/>
       </w:pPr>
-      <w:bookmarkStart w:id="13" w:name="_Toc234495140"/>
+      <w:bookmarkStart w:id="13" w:name="_Toc234518156"/>
       <w:r>
         <w:rPr>
           <w:rFonts w:hint="eastAsia"/>
@@ -9623,7 +9297,7 @@
       <w:r>
         <w:t xml:space="preserve">.2. </w:t>
       </w:r>
-      <w:bookmarkEnd w:id="12"/>
+      <w:bookmarkEnd w:id="11"/>
       <w:r>
         <w:rPr>
           <w:rFonts w:hint="eastAsia"/>
@@ -9657,19 +9331,11 @@
       <w:r>
         <w:t xml:space="preserve"> </w:t>
       </w:r>
-      <w:proofErr w:type="spellStart"/>
       <w:r>
         <w:rPr>
           <w:rFonts w:hint="eastAsia"/>
         </w:rPr>
-        <w:t>카이브</w:t>
-      </w:r>
-      <w:proofErr w:type="spellEnd"/>
-      <w:r>
-        <w:rPr>
-          <w:rFonts w:hint="eastAsia"/>
-        </w:rPr>
-        <w:t xml:space="preserve"> 수정 </w:t>
+        <w:t xml:space="preserve">카이브 수정 </w:t>
       </w:r>
       <w:r>
         <w:t xml:space="preserve">/ </w:t>
@@ -9848,14 +9514,12 @@
               <w:pStyle w:val="a9"/>
               <w:cnfStyle w:val="000000100000" w:firstRow="0" w:lastRow="0" w:firstColumn="0" w:lastColumn="0" w:oddVBand="0" w:evenVBand="0" w:oddHBand="1" w:evenHBand="0" w:firstRowFirstColumn="0" w:firstRowLastColumn="0" w:lastRowFirstColumn="0" w:lastRowLastColumn="0"/>
             </w:pPr>
-            <w:proofErr w:type="spellStart"/>
             <w:r>
               <w:rPr>
                 <w:rFonts w:hint="eastAsia"/>
               </w:rPr>
               <w:t>파라미터</w:t>
             </w:r>
-            <w:proofErr w:type="spellEnd"/>
           </w:p>
         </w:tc>
         <w:tc>
@@ -10021,22 +9685,18 @@
               <w:pStyle w:val="a9"/>
               <w:cnfStyle w:val="000000000000" w:firstRow="0" w:lastRow="0" w:firstColumn="0" w:lastColumn="0" w:oddVBand="0" w:evenVBand="0" w:oddHBand="0" w:evenHBand="0" w:firstRowFirstColumn="0" w:firstRowLastColumn="0" w:lastRowFirstColumn="0" w:lastRowLastColumn="0"/>
             </w:pPr>
-            <w:proofErr w:type="spellStart"/>
             <w:r>
               <w:t>logNumber</w:t>
             </w:r>
-            <w:proofErr w:type="spellEnd"/>
           </w:p>
           <w:p>
             <w:pPr>
               <w:pStyle w:val="a9"/>
               <w:cnfStyle w:val="000000000000" w:firstRow="0" w:lastRow="0" w:firstColumn="0" w:lastColumn="0" w:oddVBand="0" w:evenVBand="0" w:oddHBand="0" w:evenHBand="0" w:firstRowFirstColumn="0" w:firstRowLastColumn="0" w:lastRowFirstColumn="0" w:lastRowLastColumn="0"/>
             </w:pPr>
-            <w:proofErr w:type="spellStart"/>
             <w:r>
               <w:t>careNumber</w:t>
             </w:r>
-            <w:proofErr w:type="spellEnd"/>
           </w:p>
           <w:p>
             <w:pPr>
@@ -10046,7 +9706,6 @@
                 <w:rFonts w:cs="Times New Roman"/>
               </w:rPr>
             </w:pPr>
-            <w:proofErr w:type="spellStart"/>
             <w:r>
               <w:rPr>
                 <w:rFonts w:hint="eastAsia"/>
@@ -10056,7 +9715,6 @@
             <w:r>
               <w:t>Number</w:t>
             </w:r>
-            <w:proofErr w:type="spellEnd"/>
           </w:p>
         </w:tc>
         <w:tc>
@@ -10082,16 +9740,8 @@
               <w:rPr>
                 <w:rFonts w:hint="eastAsia"/>
               </w:rPr>
-              <w:t xml:space="preserve">각 게시판 </w:t>
-            </w:r>
-            <w:proofErr w:type="spellStart"/>
-            <w:r>
-              <w:rPr>
-                <w:rFonts w:hint="eastAsia"/>
-              </w:rPr>
-              <w:t>수정페이지</w:t>
-            </w:r>
-            <w:proofErr w:type="spellEnd"/>
+              <w:t>각 게시판 수정페이지</w:t>
+            </w:r>
           </w:p>
         </w:tc>
       </w:tr>
@@ -10135,14 +9785,12 @@
               <w:pStyle w:val="aa"/>
               <w:ind w:left="192" w:hanging="192"/>
             </w:pPr>
-            <w:proofErr w:type="spellStart"/>
             <w:r>
               <w:rPr>
                 <w:rFonts w:hint="eastAsia"/>
               </w:rPr>
               <w:t>상세내역</w:t>
             </w:r>
-            <w:proofErr w:type="spellEnd"/>
           </w:p>
         </w:tc>
         <w:tc>
@@ -10170,15 +9818,7 @@
               <w:t>수정</w:t>
             </w:r>
             <w:r>
-              <w:t xml:space="preserve"> 페이지에 접근할 때, 서버가 "현재 요청을 보낸 사용자가 해당 데이터의 실제 소유자인가?"를 검증하지 않고, 오직 URL의 </w:t>
-            </w:r>
-            <w:proofErr w:type="spellStart"/>
-            <w:r>
-              <w:t>파라미터</w:t>
-            </w:r>
-            <w:proofErr w:type="spellEnd"/>
-            <w:r>
-              <w:t>(숫자 ID)만 확인하여 수정 페이지를 보여주기 때문</w:t>
+              <w:t xml:space="preserve"> 페이지에 접근할 때, 서버가 "현재 요청을 보낸 사용자가 해당 데이터의 실제 소유자인가?"를 검증하지 않고, 오직 URL의 파라미터(숫자 ID)만 확인하여 수정 페이지를 보여주기 때문</w:t>
             </w:r>
             <w:r>
               <w:rPr>
@@ -10242,7 +9882,7 @@
                 <w:noProof/>
               </w:rPr>
               <w:drawing>
-                <wp:inline distT="0" distB="0" distL="0" distR="0">
+                <wp:inline distT="0" distB="0" distL="0" distR="0" wp14:anchorId="0162D337" wp14:editId="474D8A85">
                   <wp:extent cx="5252085" cy="984885"/>
                   <wp:effectExtent l="0" t="0" r="5715" b="5715"/>
                   <wp:docPr id="3" name="그림 3"/>
@@ -10359,19 +9999,11 @@
             <w:r>
               <w:t xml:space="preserve"> </w:t>
             </w:r>
-            <w:proofErr w:type="spellStart"/>
-            <w:r>
-              <w:rPr>
-                <w:rFonts w:hint="eastAsia"/>
-              </w:rPr>
-              <w:t>카이브</w:t>
-            </w:r>
-            <w:proofErr w:type="spellEnd"/>
-            <w:r>
-              <w:rPr>
-                <w:rFonts w:hint="eastAsia"/>
-              </w:rPr>
-              <w:t xml:space="preserve"> 등록 정보</w:t>
+            <w:r>
+              <w:rPr>
+                <w:rFonts w:hint="eastAsia"/>
+              </w:rPr>
+              <w:t>카이브 등록 정보</w:t>
             </w:r>
           </w:p>
           <w:p>
@@ -10393,7 +10025,7 @@
                 <w:noProof/>
               </w:rPr>
               <w:drawing>
-                <wp:inline distT="0" distB="0" distL="0" distR="0" wp14:anchorId="4F7B9A29" wp14:editId="53D5EFFC">
+                <wp:inline distT="0" distB="0" distL="0" distR="0" wp14:anchorId="4F7B9A29" wp14:editId="71EF97C4">
                   <wp:extent cx="4320000" cy="2534233"/>
                   <wp:effectExtent l="0" t="0" r="4445" b="0"/>
                   <wp:docPr id="14" name="그림 14"/>
@@ -10495,14 +10127,12 @@
             <w:r>
               <w:t xml:space="preserve"> </w:t>
             </w:r>
-            <w:proofErr w:type="spellStart"/>
             <w:r>
               <w:rPr>
                 <w:rFonts w:hint="eastAsia"/>
               </w:rPr>
               <w:t>카이브</w:t>
             </w:r>
-            <w:proofErr w:type="spellEnd"/>
             <w:r>
               <w:rPr>
                 <w:rFonts w:hint="eastAsia"/>
@@ -10549,28 +10179,12 @@
             <w:r>
               <w:t xml:space="preserve"> </w:t>
             </w:r>
-            <w:proofErr w:type="spellStart"/>
-            <w:r>
-              <w:rPr>
-                <w:rFonts w:hint="eastAsia"/>
-              </w:rPr>
-              <w:t>카이브</w:t>
-            </w:r>
-            <w:proofErr w:type="spellEnd"/>
-            <w:r>
-              <w:rPr>
-                <w:rFonts w:hint="eastAsia"/>
-              </w:rPr>
-              <w:t xml:space="preserve"> </w:t>
-            </w:r>
-            <w:proofErr w:type="spellStart"/>
-            <w:r>
-              <w:rPr>
-                <w:rFonts w:hint="eastAsia"/>
-              </w:rPr>
-              <w:t>수정페이지</w:t>
-            </w:r>
-            <w:proofErr w:type="spellEnd"/>
+            <w:r>
+              <w:rPr>
+                <w:rFonts w:hint="eastAsia"/>
+              </w:rPr>
+              <w:t>카이브 수정페이지</w:t>
+            </w:r>
           </w:p>
           <w:p>
             <w:pPr>
@@ -10587,19 +10201,11 @@
             <w:r>
               <w:t xml:space="preserve"> </w:t>
             </w:r>
-            <w:proofErr w:type="spellStart"/>
-            <w:r>
-              <w:rPr>
-                <w:rFonts w:hint="eastAsia"/>
-              </w:rPr>
-              <w:t>카이브</w:t>
-            </w:r>
-            <w:proofErr w:type="spellEnd"/>
-            <w:r>
-              <w:rPr>
-                <w:rFonts w:hint="eastAsia"/>
-              </w:rPr>
-              <w:t xml:space="preserve"> 수정페이지에 접근하였다</w:t>
+            <w:r>
+              <w:rPr>
+                <w:rFonts w:hint="eastAsia"/>
+              </w:rPr>
+              <w:t>카이브 수정페이지에 접근하였다</w:t>
             </w:r>
             <w:r>
               <w:rPr>
@@ -10742,28 +10348,24 @@
             <w:r>
               <w:t xml:space="preserve"> </w:t>
             </w:r>
-            <w:proofErr w:type="spellStart"/>
             <w:r>
               <w:rPr>
                 <w:rFonts w:hint="eastAsia"/>
               </w:rPr>
               <w:t>카이브</w:t>
             </w:r>
-            <w:proofErr w:type="spellEnd"/>
             <w:r>
               <w:rPr>
                 <w:rFonts w:hint="eastAsia"/>
               </w:rPr>
               <w:t xml:space="preserve"> </w:t>
             </w:r>
-            <w:proofErr w:type="spellStart"/>
             <w:r>
               <w:rPr>
                 <w:rFonts w:hint="eastAsia"/>
               </w:rPr>
               <w:t>수정페이지</w:t>
             </w:r>
-            <w:proofErr w:type="spellEnd"/>
           </w:p>
           <w:p>
             <w:pPr>
@@ -10780,47 +10382,11 @@
             <w:r>
               <w:t xml:space="preserve"> </w:t>
             </w:r>
-            <w:proofErr w:type="spellStart"/>
-            <w:r>
-              <w:rPr>
-                <w:rFonts w:hint="eastAsia"/>
-              </w:rPr>
-              <w:t>url</w:t>
-            </w:r>
-            <w:proofErr w:type="spellEnd"/>
-            <w:r>
-              <w:rPr>
-                <w:rFonts w:hint="eastAsia"/>
-              </w:rPr>
-              <w:t xml:space="preserve">의 </w:t>
-            </w:r>
-            <w:proofErr w:type="spellStart"/>
-            <w:r>
-              <w:rPr>
-                <w:rFonts w:hint="eastAsia"/>
-              </w:rPr>
-              <w:t>dogNumber</w:t>
-            </w:r>
-            <w:proofErr w:type="spellEnd"/>
-            <w:r>
-              <w:rPr>
-                <w:rFonts w:hint="eastAsia"/>
-              </w:rPr>
-              <w:t xml:space="preserve"> </w:t>
-            </w:r>
-            <w:proofErr w:type="spellStart"/>
-            <w:r>
-              <w:rPr>
-                <w:rFonts w:hint="eastAsia"/>
-              </w:rPr>
-              <w:t>파라미터</w:t>
-            </w:r>
-            <w:proofErr w:type="spellEnd"/>
-            <w:r>
-              <w:rPr>
-                <w:rFonts w:hint="eastAsia"/>
-              </w:rPr>
-              <w:t xml:space="preserve"> 변조</w:t>
+            <w:r>
+              <w:rPr>
+                <w:rFonts w:hint="eastAsia"/>
+              </w:rPr>
+              <w:t>url의 dogNumber 파라미터 변조</w:t>
             </w:r>
           </w:p>
           <w:p>
@@ -10829,30 +10395,24 @@
               <w:jc w:val="left"/>
               <w:cnfStyle w:val="000000100000" w:firstRow="0" w:lastRow="0" w:firstColumn="0" w:lastColumn="0" w:oddVBand="0" w:evenVBand="0" w:oddHBand="1" w:evenHBand="0" w:firstRowFirstColumn="0" w:firstRowLastColumn="0" w:lastRowFirstColumn="0" w:lastRowLastColumn="0"/>
             </w:pPr>
-            <w:proofErr w:type="spellStart"/>
             <w:r>
               <w:t>url</w:t>
             </w:r>
-            <w:proofErr w:type="spellEnd"/>
             <w:r>
               <w:t xml:space="preserve">에 </w:t>
             </w:r>
-            <w:proofErr w:type="spellStart"/>
             <w:r>
               <w:t>dogNumber</w:t>
             </w:r>
-            <w:proofErr w:type="spellEnd"/>
             <w:r>
               <w:rPr>
                 <w:rFonts w:hint="eastAsia"/>
               </w:rPr>
               <w:t xml:space="preserve">를 타 회원이 소유한 </w:t>
             </w:r>
-            <w:proofErr w:type="spellStart"/>
             <w:r>
               <w:t>dogNumber</w:t>
             </w:r>
-            <w:proofErr w:type="spellEnd"/>
             <w:r>
               <w:rPr>
                 <w:rFonts w:hint="eastAsia"/>
@@ -10939,19 +10499,29 @@
             <w:r>
               <w:t xml:space="preserve">. </w:t>
             </w:r>
-            <w:proofErr w:type="spellStart"/>
-            <w:r>
-              <w:t>user_id</w:t>
-            </w:r>
-            <w:proofErr w:type="spellEnd"/>
-            <w:r>
-              <w:t>에</w:t>
-            </w:r>
-            <w:r>
-              <w:t xml:space="preserve"> ' OR '1'='1' </w:t>
-            </w:r>
-            <w:r>
-              <w:t>--</w:t>
+            <w:r>
+              <w:rPr>
+                <w:rFonts w:hint="eastAsia"/>
+              </w:rPr>
+              <w:t>url</w:t>
+            </w:r>
+            <w:r>
+              <w:rPr>
+                <w:rFonts w:hint="eastAsia"/>
+              </w:rPr>
+              <w:t>의</w:t>
+            </w:r>
+            <w:r>
+              <w:rPr>
+                <w:rFonts w:hint="eastAsia"/>
+              </w:rPr>
+              <w:t xml:space="preserve"> dogNumber </w:t>
+            </w:r>
+            <w:r>
+              <w:rPr>
+                <w:rFonts w:hint="eastAsia"/>
+              </w:rPr>
+              <w:t>파라미터</w:t>
             </w:r>
             <w:r>
               <w:rPr>
@@ -10963,21 +10533,10 @@
               <w:rPr>
                 <w:rFonts w:hint="eastAsia"/>
               </w:rPr>
-              <w:t>을</w:t>
-            </w:r>
-            <w:r>
-              <w:rPr>
-                <w:rFonts w:hint="eastAsia"/>
-              </w:rPr>
-              <w:t xml:space="preserve"> </w:t>
-            </w:r>
-            <w:r>
-              <w:t>입력</w:t>
-            </w:r>
-          </w:p>
-        </w:tc>
-        <w:bookmarkStart w:id="14" w:name="_GoBack"/>
-        <w:bookmarkEnd w:id="14"/>
+              <w:t>변조</w:t>
+            </w:r>
+          </w:p>
+        </w:tc>
       </w:tr>
       <w:tr>
         <w:trPr>
@@ -11006,7 +10565,6 @@
               <w:rPr>
                 <w:rFonts w:hint="eastAsia"/>
               </w:rPr>
-              <w:lastRenderedPageBreak/>
               <w:t>영향도</w:t>
             </w:r>
           </w:p>
@@ -11145,15 +10703,7 @@
               <w:cnfStyle w:val="000000100000" w:firstRow="0" w:lastRow="0" w:firstColumn="0" w:lastColumn="0" w:oddVBand="0" w:evenVBand="0" w:oddHBand="1" w:evenHBand="0" w:firstRowFirstColumn="0" w:firstRowLastColumn="0" w:lastRowFirstColumn="0" w:lastRowLastColumn="0"/>
             </w:pPr>
             <w:r>
-              <w:t xml:space="preserve">타인의 </w:t>
-            </w:r>
-            <w:proofErr w:type="spellStart"/>
-            <w:r>
-              <w:t>게시글</w:t>
-            </w:r>
-            <w:proofErr w:type="spellEnd"/>
-            <w:r>
-              <w:t>, 후기, 혹은 보호소의 소중한 정보를 무단으로 수정하거나 삭제하여 데이터의 무결성을 훼손함</w:t>
+              <w:t>타인의 게시글, 후기, 혹은 보호소의 소중한 정보를 무단으로 수정하거나 삭제하여 데이터의 무결성을 훼손함</w:t>
             </w:r>
           </w:p>
         </w:tc>
@@ -11224,15 +10774,7 @@
               <w:cnfStyle w:val="000000000000" w:firstRow="0" w:lastRow="0" w:firstColumn="0" w:lastColumn="0" w:oddVBand="0" w:evenVBand="0" w:oddHBand="0" w:evenHBand="0" w:firstRowFirstColumn="0" w:firstRowLastColumn="0" w:lastRowFirstColumn="0" w:lastRowLastColumn="0"/>
             </w:pPr>
             <w:r>
-              <w:t xml:space="preserve">개인정보를 포함한 </w:t>
-            </w:r>
-            <w:proofErr w:type="spellStart"/>
-            <w:r>
-              <w:t>게시글이</w:t>
-            </w:r>
-            <w:proofErr w:type="spellEnd"/>
-            <w:r>
-              <w:t xml:space="preserve"> 타인에게 노출 및 수정될 가능성이 있으므로, </w:t>
+              <w:t xml:space="preserve">개인정보를 포함한 게시글이 타인에게 노출 및 수정될 가능성이 있으므로, </w:t>
             </w:r>
             <w:r>
               <w:lastRenderedPageBreak/>
@@ -11268,7 +10810,6 @@
               <w:rPr>
                 <w:rFonts w:hint="eastAsia"/>
               </w:rPr>
-              <w:lastRenderedPageBreak/>
               <w:t>발생</w:t>
             </w:r>
           </w:p>
@@ -11395,15 +10936,7 @@
               <w:cnfStyle w:val="000000000000" w:firstRow="0" w:lastRow="0" w:firstColumn="0" w:lastColumn="0" w:oddVBand="0" w:evenVBand="0" w:oddHBand="0" w:evenHBand="0" w:firstRowFirstColumn="0" w:firstRowLastColumn="0" w:lastRowFirstColumn="0" w:lastRowLastColumn="0"/>
             </w:pPr>
             <w:r>
-              <w:t xml:space="preserve">소유권 검증 </w:t>
-            </w:r>
-            <w:proofErr w:type="spellStart"/>
-            <w:r>
-              <w:t>로직</w:t>
-            </w:r>
-            <w:proofErr w:type="spellEnd"/>
-            <w:r>
-              <w:t xml:space="preserve"> 부재</w:t>
+              <w:t>소유권 검증 로직 부재</w:t>
             </w:r>
           </w:p>
         </w:tc>
@@ -11426,15 +10959,7 @@
               <w:cnfStyle w:val="000000000000" w:firstRow="0" w:lastRow="0" w:firstColumn="0" w:lastColumn="0" w:oddVBand="0" w:evenVBand="0" w:oddHBand="0" w:evenHBand="0" w:firstRowFirstColumn="0" w:firstRowLastColumn="0" w:lastRowFirstColumn="0" w:lastRowLastColumn="0"/>
             </w:pPr>
             <w:r>
-              <w:t>서버 측에서 데이터 수정 요청을 받을 때, 현재 로그인한 사용자의 세션 정보와 요청된 객체(</w:t>
-            </w:r>
-            <w:proofErr w:type="spellStart"/>
-            <w:r>
-              <w:t>게시글</w:t>
-            </w:r>
-            <w:proofErr w:type="spellEnd"/>
-            <w:r>
-              <w:t>/주문 번호 등)의 실제 소유주를 대조하는 검증 과정을 생략함</w:t>
+              <w:t>서버 측에서 데이터 수정 요청을 받을 때, 현재 로그인한 사용자의 세션 정보와 요청된 객체(게시글/주문 번호 등)의 실제 소유주를 대조하는 검증 과정을 생략함</w:t>
             </w:r>
           </w:p>
         </w:tc>
@@ -11483,13 +11008,8 @@
               <w:jc w:val="left"/>
               <w:cnfStyle w:val="000000100000" w:firstRow="0" w:lastRow="0" w:firstColumn="0" w:lastColumn="0" w:oddVBand="0" w:evenVBand="0" w:oddHBand="1" w:evenHBand="0" w:firstRowFirstColumn="0" w:firstRowLastColumn="0" w:lastRowFirstColumn="0" w:lastRowLastColumn="0"/>
             </w:pPr>
-            <w:proofErr w:type="spellStart"/>
-            <w:r>
-              <w:t>파라미터</w:t>
-            </w:r>
-            <w:proofErr w:type="spellEnd"/>
-            <w:r>
-              <w:t xml:space="preserve"> 직접 참조 허용</w:t>
+            <w:r>
+              <w:t>파라미터 직접 참조 허용</w:t>
             </w:r>
           </w:p>
         </w:tc>
@@ -11512,31 +11032,7 @@
               <w:cnfStyle w:val="000000100000" w:firstRow="0" w:lastRow="0" w:firstColumn="0" w:lastColumn="0" w:oddVBand="0" w:evenVBand="0" w:oddHBand="1" w:evenHBand="0" w:firstRowFirstColumn="0" w:firstRowLastColumn="0" w:lastRowFirstColumn="0" w:lastRowLastColumn="0"/>
             </w:pPr>
             <w:r>
-              <w:t xml:space="preserve">URL </w:t>
-            </w:r>
-            <w:proofErr w:type="spellStart"/>
-            <w:r>
-              <w:t>파라미터로</w:t>
-            </w:r>
-            <w:proofErr w:type="spellEnd"/>
-            <w:r>
-              <w:t xml:space="preserve"> 넘어오는 </w:t>
-            </w:r>
-            <w:proofErr w:type="spellStart"/>
-            <w:r>
-              <w:t>식별자</w:t>
-            </w:r>
-            <w:proofErr w:type="spellEnd"/>
-            <w:r>
-              <w:t xml:space="preserve">(ID) 값을 별도의 인가 절차 없이 데이터베이스 조회 쿼리의 </w:t>
-            </w:r>
-            <w:proofErr w:type="spellStart"/>
-            <w:r>
-              <w:t>조건문</w:t>
-            </w:r>
-            <w:proofErr w:type="spellEnd"/>
-            <w:r>
-              <w:t>(WHERE 절)에 직접 결합하여 사용함</w:t>
+              <w:t>URL 파라미터로 넘어오는 식별자(ID) 값을 별도의 인가 절차 없이 데이터베이스 조회 쿼리의 조건문(WHERE 절)에 직접 결합하여 사용함</w:t>
             </w:r>
           </w:p>
         </w:tc>
@@ -11546,12 +11042,12 @@
       <w:pPr>
         <w:pStyle w:val="ac"/>
       </w:pPr>
-      <w:bookmarkStart w:id="15" w:name="_Toc234495141"/>
     </w:p>
     <w:p>
       <w:pPr>
         <w:pStyle w:val="a2"/>
       </w:pPr>
+      <w:bookmarkStart w:id="14" w:name="_Toc234518157"/>
       <w:r>
         <w:rPr>
           <w:rFonts w:hint="eastAsia"/>
@@ -11567,7 +11063,13 @@
         </w:rPr>
         <w:t>File Upload</w:t>
       </w:r>
-      <w:bookmarkEnd w:id="15"/>
+      <w:r>
+        <w:rPr>
+          <w:rFonts w:hint="eastAsia"/>
+        </w:rPr>
+        <w:t>(보호소 회원 인증 파일 등록)</w:t>
+      </w:r>
+      <w:bookmarkEnd w:id="14"/>
     </w:p>
     <w:tbl>
       <w:tblPr>
@@ -11726,14 +11228,12 @@
               <w:pStyle w:val="a9"/>
               <w:cnfStyle w:val="000000100000" w:firstRow="0" w:lastRow="0" w:firstColumn="0" w:lastColumn="0" w:oddVBand="0" w:evenVBand="0" w:oddHBand="1" w:evenHBand="0" w:firstRowFirstColumn="0" w:firstRowLastColumn="0" w:lastRowFirstColumn="0" w:lastRowLastColumn="0"/>
             </w:pPr>
-            <w:proofErr w:type="spellStart"/>
             <w:r>
               <w:rPr>
                 <w:rFonts w:hint="eastAsia"/>
               </w:rPr>
               <w:t>파라미터</w:t>
             </w:r>
-            <w:proofErr w:type="spellEnd"/>
           </w:p>
         </w:tc>
         <w:tc>
@@ -11855,14 +11355,12 @@
                 <w:rFonts w:cs="Times New Roman"/>
               </w:rPr>
             </w:pPr>
-            <w:proofErr w:type="spellStart"/>
             <w:r>
               <w:rPr>
                 <w:rFonts w:cs="Times New Roman"/>
               </w:rPr>
               <w:t>file_original_name</w:t>
             </w:r>
-            <w:proofErr w:type="spellEnd"/>
           </w:p>
         </w:tc>
         <w:tc>
@@ -11945,14 +11443,12 @@
               <w:pStyle w:val="aa"/>
               <w:ind w:left="192" w:hanging="192"/>
             </w:pPr>
-            <w:proofErr w:type="spellStart"/>
             <w:r>
               <w:rPr>
                 <w:rFonts w:hint="eastAsia"/>
               </w:rPr>
               <w:t>상세내역</w:t>
             </w:r>
-            <w:proofErr w:type="spellEnd"/>
           </w:p>
         </w:tc>
         <w:tc>
@@ -11974,23 +11470,16 @@
               <w:cnfStyle w:val="000000100000" w:firstRow="0" w:lastRow="0" w:firstColumn="0" w:lastColumn="0" w:oddVBand="0" w:evenVBand="0" w:oddHBand="1" w:evenHBand="0" w:firstRowFirstColumn="0" w:firstRowLastColumn="0" w:lastRowFirstColumn="0" w:lastRowLastColumn="0"/>
             </w:pPr>
             <w:r>
-              <w:t xml:space="preserve">사용자가 프로필 이미지를 업로드할 때, 서버가 파일의 </w:t>
-            </w:r>
-            <w:proofErr w:type="spellStart"/>
-            <w:r>
-              <w:t>확장자나</w:t>
-            </w:r>
-            <w:proofErr w:type="spellEnd"/>
-            <w:r>
-              <w:t xml:space="preserve"> MIME 타입을 적절히 검증하지 않아 악성 스크립트(</w:t>
-            </w:r>
-            <w:proofErr w:type="spellStart"/>
-            <w:r>
-              <w:t>웹쉘</w:t>
-            </w:r>
-            <w:proofErr w:type="spellEnd"/>
-            <w:r>
-              <w:t>)를 포함한 실행 파일이 서버에 저장되고 실행될 수 있는 취약점</w:t>
+              <w:t>사용자가 프로필 이미지를 업로드할 때, 서버가 파일의 확장자나 MIME 타입을 적절히 검증하지 않아 악성 스크립트(웹</w:t>
+            </w:r>
+            <w:r>
+              <w:rPr>
+                <w:rFonts w:hint="eastAsia"/>
+              </w:rPr>
+              <w:t xml:space="preserve"> </w:t>
+            </w:r>
+            <w:r>
+              <w:t>쉘)를 포함한 실행 파일이 서버에 저장되고 실행될 수 있는 취약점</w:t>
             </w:r>
             <w:r>
               <w:rPr>
@@ -12054,7 +11543,7 @@
                 <w:noProof/>
               </w:rPr>
               <w:drawing>
-                <wp:inline distT="0" distB="0" distL="0" distR="0">
+                <wp:inline distT="0" distB="0" distL="0" distR="0" wp14:anchorId="04C7EA3C" wp14:editId="0471BD8B">
                   <wp:extent cx="5252085" cy="1417320"/>
                   <wp:effectExtent l="0" t="0" r="5715" b="0"/>
                   <wp:docPr id="2" name="그림 2"/>
@@ -12225,7 +11714,7 @@
               </w:rPr>
               <w:lastRenderedPageBreak/>
               <w:drawing>
-                <wp:inline distT="0" distB="0" distL="0" distR="0">
+                <wp:inline distT="0" distB="0" distL="0" distR="0" wp14:anchorId="1A812463" wp14:editId="675DA7DB">
                   <wp:extent cx="4319494" cy="3233420"/>
                   <wp:effectExtent l="0" t="0" r="5080" b="5080"/>
                   <wp:docPr id="22" name="그림 22"/>
@@ -12355,21 +11844,7 @@
               <w:rPr>
                 <w:rFonts w:hint="eastAsia"/>
               </w:rPr>
-              <w:t xml:space="preserve">문서/이미지 파일 이외에 다른 </w:t>
-            </w:r>
-            <w:proofErr w:type="spellStart"/>
-            <w:r>
-              <w:rPr>
-                <w:rFonts w:hint="eastAsia"/>
-              </w:rPr>
-              <w:t>확장자</w:t>
-            </w:r>
-            <w:proofErr w:type="spellEnd"/>
-            <w:r>
-              <w:rPr>
-                <w:rFonts w:hint="eastAsia"/>
-              </w:rPr>
-              <w:t xml:space="preserve"> 파일이 업로드 된 것을 확인 가능하다.</w:t>
+              <w:t>문서/이미지 파일 이외에 다른 확장자 파일이 업로드 된 것을 확인 가능하다.</w:t>
             </w:r>
           </w:p>
           <w:p>
@@ -12388,7 +11863,7 @@
                 <w:noProof/>
               </w:rPr>
               <w:drawing>
-                <wp:inline distT="0" distB="0" distL="0" distR="0">
+                <wp:inline distT="0" distB="0" distL="0" distR="0" wp14:anchorId="0EFD57C0" wp14:editId="281C1667">
                   <wp:extent cx="4319606" cy="2486025"/>
                   <wp:effectExtent l="0" t="0" r="5080" b="0"/>
                   <wp:docPr id="23" name="그림 23"/>
@@ -12521,9 +11996,6 @@
               <w:pStyle w:val="a9"/>
               <w:jc w:val="left"/>
               <w:cnfStyle w:val="000000100000" w:firstRow="0" w:lastRow="0" w:firstColumn="0" w:lastColumn="0" w:oddVBand="0" w:evenVBand="0" w:oddHBand="1" w:evenHBand="0" w:firstRowFirstColumn="0" w:firstRowLastColumn="0" w:lastRowFirstColumn="0" w:lastRowLastColumn="0"/>
-              <w:rPr>
-                <w:rFonts w:hint="eastAsia"/>
-              </w:rPr>
             </w:pPr>
             <w:r>
               <w:rPr>
@@ -12538,21 +12010,7 @@
               <w:rPr>
                 <w:rFonts w:hint="eastAsia"/>
               </w:rPr>
-              <w:t xml:space="preserve">악성 코드 파일 경로로 </w:t>
-            </w:r>
-            <w:proofErr w:type="spellStart"/>
-            <w:r>
-              <w:rPr>
-                <w:rFonts w:hint="eastAsia"/>
-              </w:rPr>
-              <w:t>cmd</w:t>
-            </w:r>
-            <w:proofErr w:type="spellEnd"/>
-            <w:r>
-              <w:rPr>
-                <w:rFonts w:hint="eastAsia"/>
-              </w:rPr>
-              <w:t xml:space="preserve"> 명령어 실행</w:t>
+              <w:t>악성 코드 파일 경로로 cmd 명령어 실행</w:t>
             </w:r>
           </w:p>
           <w:p>
@@ -12567,27 +12025,14 @@
               </w:rPr>
               <w:t xml:space="preserve">악성 파일 경로로 접근해서 </w:t>
             </w:r>
-            <w:proofErr w:type="spellStart"/>
-            <w:r>
-              <w:t>cmd</w:t>
-            </w:r>
-            <w:proofErr w:type="spellEnd"/>
-            <w:r>
-              <w:t xml:space="preserve"> </w:t>
-            </w:r>
-            <w:proofErr w:type="spellStart"/>
-            <w:r>
-              <w:rPr>
-                <w:rFonts w:hint="eastAsia"/>
-              </w:rPr>
-              <w:t>명령어을</w:t>
-            </w:r>
-            <w:proofErr w:type="spellEnd"/>
-            <w:r>
-              <w:rPr>
-                <w:rFonts w:hint="eastAsia"/>
-              </w:rPr>
-              <w:t xml:space="preserve"> 통해 내부 디렉터리 구조를 확인할 수 있다</w:t>
+            <w:r>
+              <w:t xml:space="preserve">cmd </w:t>
+            </w:r>
+            <w:r>
+              <w:rPr>
+                <w:rFonts w:hint="eastAsia"/>
+              </w:rPr>
+              <w:t>명령어을 통해 내부 디렉터리 구조를 확인할 수 있다</w:t>
             </w:r>
             <w:r>
               <w:t>.</w:t>
@@ -12604,7 +12049,7 @@
               </w:rPr>
               <w:lastRenderedPageBreak/>
               <w:drawing>
-                <wp:inline distT="0" distB="0" distL="0" distR="0">
+                <wp:inline distT="0" distB="0" distL="0" distR="0" wp14:anchorId="589422FE" wp14:editId="460F3F3E">
                   <wp:extent cx="4320000" cy="2243308"/>
                   <wp:effectExtent l="0" t="0" r="4445" b="5080"/>
                   <wp:docPr id="24" name="그림 24"/>
@@ -12716,21 +12161,7 @@
               <w:rPr>
                 <w:rFonts w:hint="eastAsia"/>
               </w:rPr>
-              <w:t xml:space="preserve"> </w:t>
-            </w:r>
-            <w:proofErr w:type="spellStart"/>
-            <w:r>
-              <w:rPr>
-                <w:rFonts w:hint="eastAsia"/>
-              </w:rPr>
-              <w:t>cmd</w:t>
-            </w:r>
-            <w:proofErr w:type="spellEnd"/>
-            <w:r>
-              <w:rPr>
-                <w:rFonts w:hint="eastAsia"/>
-              </w:rPr>
-              <w:t xml:space="preserve"> </w:t>
+              <w:t xml:space="preserve"> cmd </w:t>
             </w:r>
             <w:r>
               <w:rPr>
@@ -12990,15 +12421,7 @@
               <w:cnfStyle w:val="000000000000" w:firstRow="0" w:lastRow="0" w:firstColumn="0" w:lastColumn="0" w:oddVBand="0" w:evenVBand="0" w:oddHBand="0" w:evenHBand="0" w:firstRowFirstColumn="0" w:firstRowLastColumn="0" w:lastRowFirstColumn="0" w:lastRowLastColumn="0"/>
             </w:pPr>
             <w:r>
-              <w:t xml:space="preserve">공격자가 서버 내 임의의 명령어를 실행하여 시스템 정보를 탈취하거나, 서버를 악성코드 </w:t>
-            </w:r>
-            <w:proofErr w:type="spellStart"/>
-            <w:r>
-              <w:t>유포지로</w:t>
-            </w:r>
-            <w:proofErr w:type="spellEnd"/>
-            <w:r>
-              <w:t xml:space="preserve"> 이용함</w:t>
+              <w:t>공격자가 서버 내 임의의 명령어를 실행하여 시스템 정보를 탈취하거나, 서버를 악성코드 유포지로 이용함</w:t>
             </w:r>
           </w:p>
         </w:tc>
@@ -13228,15 +12651,7 @@
               <w:cnfStyle w:val="000000100000" w:firstRow="0" w:lastRow="0" w:firstColumn="0" w:lastColumn="0" w:oddVBand="0" w:evenVBand="0" w:oddHBand="1" w:evenHBand="0" w:firstRowFirstColumn="0" w:firstRowLastColumn="0" w:lastRowFirstColumn="0" w:lastRowLastColumn="0"/>
             </w:pPr>
             <w:r>
-              <w:t xml:space="preserve">파일 </w:t>
-            </w:r>
-            <w:proofErr w:type="spellStart"/>
-            <w:r>
-              <w:t>확장자</w:t>
-            </w:r>
-            <w:proofErr w:type="spellEnd"/>
-            <w:r>
-              <w:t xml:space="preserve"> 검증 미흡</w:t>
+              <w:t>파일 확장자 검증 미흡</w:t>
             </w:r>
           </w:p>
         </w:tc>
@@ -13268,31 +12683,7 @@
               <w:t xml:space="preserve"> </w:t>
             </w:r>
             <w:r>
-              <w:t xml:space="preserve">되는 파일의 확장자가 이미지 파일인지 확인하는 화이트리스트 </w:t>
-            </w:r>
-            <w:proofErr w:type="spellStart"/>
-            <w:r>
-              <w:t>필터링</w:t>
-            </w:r>
-            <w:proofErr w:type="spellEnd"/>
-            <w:r>
-              <w:t xml:space="preserve"> </w:t>
-            </w:r>
-            <w:proofErr w:type="spellStart"/>
-            <w:r>
-              <w:t>로직이</w:t>
-            </w:r>
-            <w:proofErr w:type="spellEnd"/>
-            <w:r>
-              <w:t xml:space="preserve"> 존재하지 않거나, 블랙리스트를 우회할 수 있는 이중 </w:t>
-            </w:r>
-            <w:proofErr w:type="spellStart"/>
-            <w:r>
-              <w:t>확장자나</w:t>
-            </w:r>
-            <w:proofErr w:type="spellEnd"/>
-            <w:r>
-              <w:t xml:space="preserve"> 대소문자 혼용 공격을 차단하지 못함</w:t>
+              <w:t>되는 파일의 확장자가 이미지 파일인지 확인하는 화이트리스트 필터링 로직이 존재하지 않거나, 블랙리스트를 우회할 수 있는 이중 확장자나 대소문자 혼용 공격을 차단하지 못함</w:t>
             </w:r>
           </w:p>
         </w:tc>
@@ -13460,15 +12851,16 @@
               <w:t xml:space="preserve"> </w:t>
             </w:r>
             <w:r>
-              <w:t xml:space="preserve">된 </w:t>
-            </w:r>
-            <w:proofErr w:type="spellStart"/>
-            <w:r>
-              <w:t>웹쉘이</w:t>
-            </w:r>
-            <w:proofErr w:type="spellEnd"/>
-            <w:r>
-              <w:t xml:space="preserve"> 브라우저 호출을 통해 서버에서 명령어로 실행됨</w:t>
+              <w:t>된 웹</w:t>
+            </w:r>
+            <w:r>
+              <w:rPr>
+                <w:rFonts w:hint="eastAsia"/>
+              </w:rPr>
+              <w:t xml:space="preserve"> </w:t>
+            </w:r>
+            <w:r>
+              <w:t>쉘이 브라우저 호출을 통해 서버에서 명령어로 실행됨</w:t>
             </w:r>
           </w:p>
         </w:tc>
@@ -13488,7 +12880,7 @@
         </w:numPr>
         <w:ind w:left="403" w:hanging="403"/>
       </w:pPr>
-      <w:bookmarkStart w:id="16" w:name="_Toc234495142"/>
+      <w:bookmarkStart w:id="15" w:name="_Toc234518158"/>
       <w:r>
         <w:lastRenderedPageBreak/>
         <w:t xml:space="preserve">4. </w:t>
@@ -13499,13 +12891,13 @@
         </w:rPr>
         <w:t>보안 권고안</w:t>
       </w:r>
-      <w:bookmarkEnd w:id="16"/>
+      <w:bookmarkEnd w:id="15"/>
     </w:p>
     <w:p>
       <w:pPr>
         <w:pStyle w:val="a2"/>
       </w:pPr>
-      <w:bookmarkStart w:id="17" w:name="_Toc234495143"/>
+      <w:bookmarkStart w:id="16" w:name="_Toc234518159"/>
       <w:r>
         <w:rPr>
           <w:rFonts w:hint="eastAsia"/>
@@ -13515,10 +12907,10 @@
       <w:r>
         <w:t xml:space="preserve">.1. </w:t>
       </w:r>
-      <w:bookmarkEnd w:id="17"/>
       <w:r>
         <w:t>XSS (댓글 등록)</w:t>
       </w:r>
+      <w:bookmarkEnd w:id="16"/>
     </w:p>
     <w:tbl>
       <w:tblPr>
@@ -13662,70 +13054,51 @@
                 <w:i w:val="0"/>
               </w:rPr>
             </w:pPr>
-            <w:proofErr w:type="spellStart"/>
             <w:r>
               <w:rPr>
                 <w:rStyle w:val="ad"/>
                 <w:rFonts w:hint="eastAsia"/>
                 <w:i w:val="0"/>
               </w:rPr>
-              <w:t>입력값에</w:t>
-            </w:r>
-            <w:proofErr w:type="spellEnd"/>
+              <w:t>입력</w:t>
+            </w:r>
+            <w:r>
+              <w:rPr>
+                <w:rStyle w:val="ad"/>
+                <w:rFonts w:hint="eastAsia"/>
+                <w:i w:val="0"/>
+              </w:rPr>
+              <w:t xml:space="preserve"> </w:t>
+            </w:r>
+            <w:r>
+              <w:rPr>
+                <w:rStyle w:val="ad"/>
+                <w:rFonts w:hint="eastAsia"/>
+                <w:i w:val="0"/>
+              </w:rPr>
+              <w:t>값에</w:t>
+            </w:r>
             <w:r>
               <w:rPr>
                 <w:rStyle w:val="ad"/>
                 <w:i w:val="0"/>
               </w:rPr>
-              <w:t xml:space="preserve"> 대한 </w:t>
-            </w:r>
-            <w:proofErr w:type="spellStart"/>
+              <w:t xml:space="preserve"> 대한 필터링 및 출력</w:t>
+            </w:r>
+            <w:r>
+              <w:rPr>
+                <w:rStyle w:val="ad"/>
+                <w:rFonts w:hint="eastAsia"/>
+                <w:i w:val="0"/>
+              </w:rPr>
+              <w:t xml:space="preserve"> </w:t>
+            </w:r>
             <w:r>
               <w:rPr>
                 <w:rStyle w:val="ad"/>
                 <w:i w:val="0"/>
               </w:rPr>
-              <w:t>필터링</w:t>
-            </w:r>
-            <w:proofErr w:type="spellEnd"/>
-            <w:r>
-              <w:rPr>
-                <w:rStyle w:val="ad"/>
-                <w:i w:val="0"/>
-              </w:rPr>
-              <w:t xml:space="preserve"> 및 </w:t>
-            </w:r>
-            <w:proofErr w:type="spellStart"/>
-            <w:r>
-              <w:rPr>
-                <w:rStyle w:val="ad"/>
-                <w:i w:val="0"/>
-              </w:rPr>
-              <w:t>출력값에</w:t>
-            </w:r>
-            <w:proofErr w:type="spellEnd"/>
-            <w:r>
-              <w:rPr>
-                <w:rStyle w:val="ad"/>
-                <w:i w:val="0"/>
-              </w:rPr>
-              <w:t xml:space="preserve"> 대한 </w:t>
-            </w:r>
-            <w:proofErr w:type="spellStart"/>
-            <w:r>
-              <w:rPr>
-                <w:rStyle w:val="ad"/>
-                <w:i w:val="0"/>
-              </w:rPr>
-              <w:t>인코딩</w:t>
-            </w:r>
-            <w:proofErr w:type="spellEnd"/>
-            <w:r>
-              <w:rPr>
-                <w:rStyle w:val="ad"/>
-                <w:i w:val="0"/>
-              </w:rPr>
-              <w:t xml:space="preserve"> 처리가 미흡할 경우, 악성 스크립트가 삽입되어 피해자의 브라우저에서 실행됨으로써 쿠키 탈취, 피싱, 페이지 변조 등의 공격이 가능함</w:t>
+              <w:t>값에 대한 인코딩 처리가 미흡할 경우, 악성 스크립트가 삽입되어 피해자의 브라우저에서 실행됨으로써 쿠키 탈취, 피싱, 페이지 변조 등의 공격이 가능함</w:t>
             </w:r>
           </w:p>
         </w:tc>
@@ -13807,9 +13180,18 @@
                 <w:i w:val="0"/>
                 <w:sz w:val="20"/>
               </w:rPr>
-              <w:t xml:space="preserve">1. </w:t>
-            </w:r>
-            <w:proofErr w:type="spellStart"/>
+              <w:t>1. 입력</w:t>
+            </w:r>
+            <w:r>
+              <w:rPr>
+                <w:rStyle w:val="ad"/>
+                <w:rFonts w:asciiTheme="majorHAnsi" w:eastAsiaTheme="majorHAnsi" w:hAnsiTheme="majorHAnsi" w:hint="eastAsia"/>
+                <w:b w:val="0"/>
+                <w:i w:val="0"/>
+                <w:sz w:val="20"/>
+              </w:rPr>
+              <w:t xml:space="preserve"> </w:t>
+            </w:r>
             <w:r>
               <w:rPr>
                 <w:rStyle w:val="ad"/>
@@ -13818,9 +13200,18 @@
                 <w:i w:val="0"/>
                 <w:sz w:val="20"/>
               </w:rPr>
-              <w:t>입력값</w:t>
-            </w:r>
-            <w:proofErr w:type="spellEnd"/>
+              <w:t>값 검증: 사용자로부터 입력</w:t>
+            </w:r>
+            <w:r>
+              <w:rPr>
+                <w:rStyle w:val="ad"/>
+                <w:rFonts w:asciiTheme="majorHAnsi" w:eastAsiaTheme="majorHAnsi" w:hAnsiTheme="majorHAnsi" w:hint="eastAsia"/>
+                <w:b w:val="0"/>
+                <w:i w:val="0"/>
+                <w:sz w:val="20"/>
+              </w:rPr>
+              <w:t xml:space="preserve"> </w:t>
+            </w:r>
             <w:r>
               <w:rPr>
                 <w:rStyle w:val="ad"/>
@@ -13829,9 +13220,8 @@
                 <w:i w:val="0"/>
                 <w:sz w:val="20"/>
               </w:rPr>
-              <w:t xml:space="preserve"> 검증: 사용자로부터 </w:t>
-            </w:r>
-            <w:proofErr w:type="spellStart"/>
+              <w:t>받는 모든 데이터에 대해 &lt;script&gt;, &lt;iframe&gt;, onmouseover 등의 위험한 태그 및 이벤트 핸들러가 포함되어 있는지 검사(화이트리스트 방식 권장</w:t>
+            </w:r>
             <w:r>
               <w:rPr>
                 <w:rStyle w:val="ad"/>
@@ -13840,10 +13230,12 @@
                 <w:i w:val="0"/>
                 <w:sz w:val="20"/>
               </w:rPr>
-              <w:t>입력받는</w:t>
-            </w:r>
-            <w:proofErr w:type="spellEnd"/>
-            <w:r>
+              <w:t>)</w:t>
+            </w:r>
+          </w:p>
+          <w:p>
+            <w:pPr>
+              <w:pStyle w:val="ac"/>
               <w:rPr>
                 <w:rStyle w:val="ad"/>
                 <w:rFonts w:asciiTheme="majorHAnsi" w:eastAsiaTheme="majorHAnsi" w:hAnsiTheme="majorHAnsi"/>
@@ -13851,9 +13243,17 @@
                 <w:i w:val="0"/>
                 <w:sz w:val="20"/>
               </w:rPr>
-              <w:t xml:space="preserve"> 모든 데이터에 대해 &lt;script&gt;, &lt;iframe&gt;, </w:t>
-            </w:r>
-            <w:proofErr w:type="spellStart"/>
+            </w:pPr>
+          </w:p>
+          <w:p>
+            <w:pPr>
+              <w:pStyle w:val="ac"/>
+              <w:rPr>
+                <w:b w:val="0"/>
+                <w:bCs w:val="0"/>
+                <w:sz w:val="20"/>
+              </w:rPr>
+            </w:pPr>
             <w:r>
               <w:rPr>
                 <w:rStyle w:val="ad"/>
@@ -13862,9 +13262,18 @@
                 <w:i w:val="0"/>
                 <w:sz w:val="20"/>
               </w:rPr>
-              <w:t>onmouseover</w:t>
-            </w:r>
-            <w:proofErr w:type="spellEnd"/>
+              <w:t>2. 출력</w:t>
+            </w:r>
+            <w:r>
+              <w:rPr>
+                <w:rStyle w:val="ad"/>
+                <w:rFonts w:asciiTheme="majorHAnsi" w:eastAsiaTheme="majorHAnsi" w:hAnsiTheme="majorHAnsi" w:hint="eastAsia"/>
+                <w:b w:val="0"/>
+                <w:i w:val="0"/>
+                <w:sz w:val="20"/>
+              </w:rPr>
+              <w:t xml:space="preserve"> </w:t>
+            </w:r>
             <w:r>
               <w:rPr>
                 <w:rStyle w:val="ad"/>
@@ -13873,9 +13282,9 @@
                 <w:i w:val="0"/>
                 <w:sz w:val="20"/>
               </w:rPr>
-              <w:t xml:space="preserve"> 등의 위험한 태그 및 이벤트 </w:t>
-            </w:r>
-            <w:proofErr w:type="spellStart"/>
+              <w:t>값 인코딩(Escaping): 데이터를 브라우저에 출력할 때 특수문자(&lt;</w:t>
+            </w:r>
+            <w:proofErr w:type="gramStart"/>
             <w:r>
               <w:rPr>
                 <w:rStyle w:val="ad"/>
@@ -13884,9 +13293,9 @@
                 <w:i w:val="0"/>
                 <w:sz w:val="20"/>
               </w:rPr>
-              <w:t>핸들러가</w:t>
-            </w:r>
-            <w:proofErr w:type="spellEnd"/>
+              <w:t>, &gt;</w:t>
+            </w:r>
+            <w:proofErr w:type="gramEnd"/>
             <w:r>
               <w:rPr>
                 <w:rStyle w:val="ad"/>
@@ -13895,115 +13304,7 @@
                 <w:i w:val="0"/>
                 <w:sz w:val="20"/>
               </w:rPr>
-              <w:t xml:space="preserve"> 포함되어 있는지 검사(화이트리스트 방식 권장</w:t>
-            </w:r>
-            <w:r>
-              <w:rPr>
-                <w:rStyle w:val="ad"/>
-                <w:rFonts w:asciiTheme="majorHAnsi" w:eastAsiaTheme="majorHAnsi" w:hAnsiTheme="majorHAnsi"/>
-                <w:b w:val="0"/>
-                <w:i w:val="0"/>
-                <w:sz w:val="20"/>
-              </w:rPr>
-              <w:t>)</w:t>
-            </w:r>
-          </w:p>
-          <w:p>
-            <w:pPr>
-              <w:pStyle w:val="ac"/>
-              <w:rPr>
-                <w:rStyle w:val="ad"/>
-                <w:rFonts w:asciiTheme="majorHAnsi" w:eastAsiaTheme="majorHAnsi" w:hAnsiTheme="majorHAnsi"/>
-                <w:b w:val="0"/>
-                <w:i w:val="0"/>
-                <w:sz w:val="20"/>
-              </w:rPr>
-            </w:pPr>
-          </w:p>
-          <w:p>
-            <w:pPr>
-              <w:pStyle w:val="ac"/>
-              <w:rPr>
-                <w:b w:val="0"/>
-                <w:bCs w:val="0"/>
-                <w:sz w:val="20"/>
-              </w:rPr>
-            </w:pPr>
-            <w:r>
-              <w:rPr>
-                <w:rStyle w:val="ad"/>
-                <w:rFonts w:asciiTheme="majorHAnsi" w:eastAsiaTheme="majorHAnsi" w:hAnsiTheme="majorHAnsi"/>
-                <w:b w:val="0"/>
-                <w:i w:val="0"/>
-                <w:sz w:val="20"/>
-              </w:rPr>
-              <w:t xml:space="preserve">2. </w:t>
-            </w:r>
-            <w:proofErr w:type="spellStart"/>
-            <w:r>
-              <w:rPr>
-                <w:rStyle w:val="ad"/>
-                <w:rFonts w:asciiTheme="majorHAnsi" w:eastAsiaTheme="majorHAnsi" w:hAnsiTheme="majorHAnsi"/>
-                <w:b w:val="0"/>
-                <w:i w:val="0"/>
-                <w:sz w:val="20"/>
-              </w:rPr>
-              <w:t>출력값</w:t>
-            </w:r>
-            <w:proofErr w:type="spellEnd"/>
-            <w:r>
-              <w:rPr>
-                <w:rStyle w:val="ad"/>
-                <w:rFonts w:asciiTheme="majorHAnsi" w:eastAsiaTheme="majorHAnsi" w:hAnsiTheme="majorHAnsi"/>
-                <w:b w:val="0"/>
-                <w:i w:val="0"/>
-                <w:sz w:val="20"/>
-              </w:rPr>
-              <w:t xml:space="preserve"> </w:t>
-            </w:r>
-            <w:proofErr w:type="spellStart"/>
-            <w:r>
-              <w:rPr>
-                <w:rStyle w:val="ad"/>
-                <w:rFonts w:asciiTheme="majorHAnsi" w:eastAsiaTheme="majorHAnsi" w:hAnsiTheme="majorHAnsi"/>
-                <w:b w:val="0"/>
-                <w:i w:val="0"/>
-                <w:sz w:val="20"/>
-              </w:rPr>
-              <w:t>인코딩</w:t>
-            </w:r>
-            <w:proofErr w:type="spellEnd"/>
-            <w:r>
-              <w:rPr>
-                <w:rStyle w:val="ad"/>
-                <w:rFonts w:asciiTheme="majorHAnsi" w:eastAsiaTheme="majorHAnsi" w:hAnsiTheme="majorHAnsi"/>
-                <w:b w:val="0"/>
-                <w:i w:val="0"/>
-                <w:sz w:val="20"/>
-              </w:rPr>
-              <w:t xml:space="preserve">(Escaping): 데이터를 브라우저에 출력할 때 특수문자(&lt;, &gt;, &amp;, ', ")를 HTML </w:t>
-            </w:r>
-            <w:proofErr w:type="spellStart"/>
-            <w:r>
-              <w:rPr>
-                <w:rStyle w:val="ad"/>
-                <w:rFonts w:asciiTheme="majorHAnsi" w:eastAsiaTheme="majorHAnsi" w:hAnsiTheme="majorHAnsi"/>
-                <w:b w:val="0"/>
-                <w:i w:val="0"/>
-                <w:sz w:val="20"/>
-              </w:rPr>
-              <w:t>엔티티</w:t>
-            </w:r>
-            <w:proofErr w:type="spellEnd"/>
-            <w:r>
-              <w:rPr>
-                <w:rStyle w:val="ad"/>
-                <w:rFonts w:asciiTheme="majorHAnsi" w:eastAsiaTheme="majorHAnsi" w:hAnsiTheme="majorHAnsi"/>
-                <w:b w:val="0"/>
-                <w:i w:val="0"/>
-                <w:sz w:val="20"/>
-              </w:rPr>
-              <w:t xml:space="preserve"> 코드로 변환하여 브라우저가 스크립트로 해석하지 않고 단순 문자열로 처리하도록 구현</w:t>
+              <w:t>, &amp;, ', ")를 HTML 엔티티 코드로 변환하여 브라우저가 스크립트로 해석하지 않고 단순 문자열로 처리하도록 구현</w:t>
             </w:r>
           </w:p>
         </w:tc>
@@ -14018,6 +13319,7 @@
       <w:pPr>
         <w:pStyle w:val="a2"/>
       </w:pPr>
+      <w:bookmarkStart w:id="17" w:name="_Toc234518160"/>
       <w:r>
         <w:rPr>
           <w:rFonts w:hint="eastAsia"/>
@@ -14027,6 +13329,7 @@
       <w:r>
         <w:t>.2 IDOR (데이터 수정)</w:t>
       </w:r>
+      <w:bookmarkEnd w:id="17"/>
     </w:p>
     <w:tbl>
       <w:tblPr>
@@ -14171,15 +13474,7 @@
               </w:rPr>
             </w:pPr>
             <w:r>
-              <w:t xml:space="preserve">데이터 수정 요청 시, 서버가 해당 자원에 대한 사용자의 권한을 검증하지 않고 </w:t>
-            </w:r>
-            <w:proofErr w:type="spellStart"/>
-            <w:r>
-              <w:t>파라미터</w:t>
-            </w:r>
-            <w:proofErr w:type="spellEnd"/>
-            <w:r>
-              <w:t>(ID) 값만으로 처리를 수행하여, 타인의 데이터를 무단으로 조회, 수정, 삭제할 수 있는 취약점</w:t>
+              <w:t>데이터 수정 요청 시, 서버가 해당 자원에 대한 사용자의 권한을 검증하지 않고 파라미터(ID) 값만으로 처리를 수행하여, 타인의 데이터를 무단으로 조회, 수정, 삭제할 수 있는 취약점</w:t>
             </w:r>
           </w:p>
         </w:tc>
@@ -14261,10 +13556,12 @@
                 <w:i w:val="0"/>
                 <w:sz w:val="20"/>
               </w:rPr>
-              <w:t xml:space="preserve">1. 소유권 검증 </w:t>
-            </w:r>
-            <w:proofErr w:type="spellStart"/>
-            <w:r>
+              <w:t>1. 소유권 검증 로직 구현: 데이터 수정/조회 요청 시, 세션에 저장된 현재 로그인 사용자의 정보(User ID)와 수정하려는 자원의 소유주(Owner ID)가 일치하는지 서버 측에서 반드시 검증</w:t>
+            </w:r>
+          </w:p>
+          <w:p>
+            <w:pPr>
+              <w:pStyle w:val="ac"/>
               <w:rPr>
                 <w:rStyle w:val="ad"/>
                 <w:rFonts w:asciiTheme="majorHAnsi" w:eastAsiaTheme="majorHAnsi" w:hAnsiTheme="majorHAnsi"/>
@@ -14272,9 +13569,17 @@
                 <w:i w:val="0"/>
                 <w:sz w:val="20"/>
               </w:rPr>
-              <w:t>로직</w:t>
-            </w:r>
-            <w:proofErr w:type="spellEnd"/>
+            </w:pPr>
+          </w:p>
+          <w:p>
+            <w:pPr>
+              <w:pStyle w:val="ac"/>
+              <w:rPr>
+                <w:b w:val="0"/>
+                <w:bCs w:val="0"/>
+                <w:sz w:val="20"/>
+              </w:rPr>
+            </w:pPr>
             <w:r>
               <w:rPr>
                 <w:rStyle w:val="ad"/>
@@ -14283,83 +13588,7 @@
                 <w:i w:val="0"/>
                 <w:sz w:val="20"/>
               </w:rPr>
-              <w:t xml:space="preserve"> 구현: 데이터 수정/조회 요청 시, 세션에 저장된 현재 로그인 사용자의 정보(User ID)와 수정하려는 자원의 소유주(Owner ID)가 일치하는지 서버 측에서 반드시 검증</w:t>
-            </w:r>
-          </w:p>
-          <w:p>
-            <w:pPr>
-              <w:pStyle w:val="ac"/>
-              <w:rPr>
-                <w:rStyle w:val="ad"/>
-                <w:rFonts w:asciiTheme="majorHAnsi" w:eastAsiaTheme="majorHAnsi" w:hAnsiTheme="majorHAnsi"/>
-                <w:b w:val="0"/>
-                <w:i w:val="0"/>
-                <w:sz w:val="20"/>
-              </w:rPr>
-            </w:pPr>
-          </w:p>
-          <w:p>
-            <w:pPr>
-              <w:pStyle w:val="ac"/>
-              <w:rPr>
-                <w:b w:val="0"/>
-                <w:bCs w:val="0"/>
-                <w:sz w:val="20"/>
-              </w:rPr>
-            </w:pPr>
-            <w:r>
-              <w:rPr>
-                <w:rStyle w:val="ad"/>
-                <w:rFonts w:asciiTheme="majorHAnsi" w:eastAsiaTheme="majorHAnsi" w:hAnsiTheme="majorHAnsi"/>
-                <w:b w:val="0"/>
-                <w:i w:val="0"/>
-                <w:sz w:val="20"/>
-              </w:rPr>
-              <w:t xml:space="preserve">2. 간접 참조 </w:t>
-            </w:r>
-            <w:proofErr w:type="spellStart"/>
-            <w:r>
-              <w:rPr>
-                <w:rStyle w:val="ad"/>
-                <w:rFonts w:asciiTheme="majorHAnsi" w:eastAsiaTheme="majorHAnsi" w:hAnsiTheme="majorHAnsi"/>
-                <w:b w:val="0"/>
-                <w:i w:val="0"/>
-                <w:sz w:val="20"/>
-              </w:rPr>
-              <w:t>식별자</w:t>
-            </w:r>
-            <w:proofErr w:type="spellEnd"/>
-            <w:r>
-              <w:rPr>
-                <w:rStyle w:val="ad"/>
-                <w:rFonts w:asciiTheme="majorHAnsi" w:eastAsiaTheme="majorHAnsi" w:hAnsiTheme="majorHAnsi"/>
-                <w:b w:val="0"/>
-                <w:i w:val="0"/>
-                <w:sz w:val="20"/>
-              </w:rPr>
-              <w:t xml:space="preserve"> 사용: 데이터베이스의 기본 키(PK) 값을 직접 노출하지 말고, </w:t>
-            </w:r>
-            <w:proofErr w:type="spellStart"/>
-            <w:r>
-              <w:rPr>
-                <w:rStyle w:val="ad"/>
-                <w:rFonts w:asciiTheme="majorHAnsi" w:eastAsiaTheme="majorHAnsi" w:hAnsiTheme="majorHAnsi"/>
-                <w:b w:val="0"/>
-                <w:i w:val="0"/>
-                <w:sz w:val="20"/>
-              </w:rPr>
-              <w:t>매핑된</w:t>
-            </w:r>
-            <w:proofErr w:type="spellEnd"/>
-            <w:r>
-              <w:rPr>
-                <w:rStyle w:val="ad"/>
-                <w:rFonts w:asciiTheme="majorHAnsi" w:eastAsiaTheme="majorHAnsi" w:hAnsiTheme="majorHAnsi"/>
-                <w:b w:val="0"/>
-                <w:i w:val="0"/>
-                <w:sz w:val="20"/>
-              </w:rPr>
-              <w:t xml:space="preserve"> 무작위 값(UUID 등)을 사용하여 식별자가 직접 추측되지 않도록 설계</w:t>
+              <w:t>2. 간접 참조 식별자 사용: 데이터베이스의 기본 키(PK) 값을 직접 노출하지 말고, 매핑된 무작위 값(UUID 등)을 사용하여 식별자가 직접 추측되지 않도록 설계</w:t>
             </w:r>
           </w:p>
         </w:tc>
@@ -14374,6 +13603,7 @@
       <w:pPr>
         <w:pStyle w:val="a2"/>
       </w:pPr>
+      <w:bookmarkStart w:id="18" w:name="_Toc234518161"/>
       <w:r>
         <w:rPr>
           <w:rFonts w:hint="eastAsia"/>
@@ -14383,6 +13613,7 @@
       <w:r>
         <w:t>.3 File Upload</w:t>
       </w:r>
+      <w:bookmarkEnd w:id="18"/>
     </w:p>
     <w:tbl>
       <w:tblPr>
@@ -14527,31 +13758,16 @@
               </w:rPr>
             </w:pPr>
             <w:r>
-              <w:t xml:space="preserve">파일 업로드 시 </w:t>
-            </w:r>
-            <w:proofErr w:type="spellStart"/>
-            <w:r>
-              <w:t>확장자나</w:t>
-            </w:r>
-            <w:proofErr w:type="spellEnd"/>
-            <w:r>
-              <w:t xml:space="preserve"> 파일 내용에 대한 검증이 미흡할 경우, </w:t>
-            </w:r>
-            <w:proofErr w:type="spellStart"/>
-            <w:r>
-              <w:t>웹쉘</w:t>
-            </w:r>
-            <w:proofErr w:type="spellEnd"/>
-            <w:r>
-              <w:t xml:space="preserve">(Web Shell)과 같은 악성 실행 파일이 서버에 저장 및 실행되어 시스템 </w:t>
-            </w:r>
-            <w:proofErr w:type="spellStart"/>
-            <w:r>
-              <w:t>제어권을</w:t>
-            </w:r>
-            <w:proofErr w:type="spellEnd"/>
-            <w:r>
-              <w:t xml:space="preserve"> 탈취당할 수 있는 위험</w:t>
+              <w:t>파일 업로드 시 확장자나 파일 내용에 대한 검증이 미흡할 경우, 웹</w:t>
+            </w:r>
+            <w:r>
+              <w:rPr>
+                <w:rFonts w:hint="eastAsia"/>
+              </w:rPr>
+              <w:t xml:space="preserve"> </w:t>
+            </w:r>
+            <w:r>
+              <w:t>쉘(Web Shell)과 같은 악성 실행 파일이 서버에 저장 및 실행되어 시스템 제어권을 탈취당할 수 있는 위험</w:t>
             </w:r>
           </w:p>
         </w:tc>
@@ -14633,10 +13849,12 @@
                 <w:i w:val="0"/>
                 <w:sz w:val="20"/>
               </w:rPr>
-              <w:t xml:space="preserve">1. </w:t>
-            </w:r>
-            <w:proofErr w:type="spellStart"/>
-            <w:r>
+              <w:t>1. 확장자 화이트리스트 제한: 허용된 확장자(예: jpg, png 등) 외에는 업로드를 원천 차단하며, 서버 내에서 파일의 실제 MIME 타입을 검사</w:t>
+            </w:r>
+          </w:p>
+          <w:p>
+            <w:pPr>
+              <w:pStyle w:val="ac"/>
               <w:rPr>
                 <w:rStyle w:val="ad"/>
                 <w:rFonts w:asciiTheme="majorHAnsi" w:eastAsiaTheme="majorHAnsi" w:hAnsiTheme="majorHAnsi"/>
@@ -14644,10 +13862,11 @@
                 <w:i w:val="0"/>
                 <w:sz w:val="20"/>
               </w:rPr>
-              <w:t>확장자</w:t>
-            </w:r>
-            <w:proofErr w:type="spellEnd"/>
-            <w:r>
+            </w:pPr>
+          </w:p>
+          <w:p>
+            <w:pPr>
+              <w:pStyle w:val="ac"/>
               <w:rPr>
                 <w:rStyle w:val="ad"/>
                 <w:rFonts w:asciiTheme="majorHAnsi" w:eastAsiaTheme="majorHAnsi" w:hAnsiTheme="majorHAnsi"/>
@@ -14655,9 +13874,7 @@
                 <w:i w:val="0"/>
                 <w:sz w:val="20"/>
               </w:rPr>
-              <w:t xml:space="preserve"> 화이트리스트 제한: 허용된 </w:t>
-            </w:r>
-            <w:proofErr w:type="spellStart"/>
+            </w:pPr>
             <w:r>
               <w:rPr>
                 <w:rStyle w:val="ad"/>
@@ -14666,9 +13883,19 @@
                 <w:i w:val="0"/>
                 <w:sz w:val="20"/>
               </w:rPr>
-              <w:t>확장자</w:t>
-            </w:r>
-            <w:proofErr w:type="spellEnd"/>
+              <w:lastRenderedPageBreak/>
+              <w:t>2. 파일명 재정의: 업로드</w:t>
+            </w:r>
+            <w:r>
+              <w:rPr>
+                <w:rStyle w:val="ad"/>
+                <w:rFonts w:asciiTheme="majorHAnsi" w:eastAsiaTheme="majorHAnsi" w:hAnsiTheme="majorHAnsi" w:hint="eastAsia"/>
+                <w:b w:val="0"/>
+                <w:i w:val="0"/>
+                <w:sz w:val="20"/>
+              </w:rPr>
+              <w:t xml:space="preserve"> </w:t>
+            </w:r>
             <w:r>
               <w:rPr>
                 <w:rStyle w:val="ad"/>
@@ -14677,10 +13904,12 @@
                 <w:i w:val="0"/>
                 <w:sz w:val="20"/>
               </w:rPr>
-              <w:t xml:space="preserve">(예: jpg, </w:t>
-            </w:r>
-            <w:proofErr w:type="spellStart"/>
-            <w:r>
+              <w:t>되는 파일명은 시스템에서 무작위로 생성하여 사용하고, 기존 파일명은 DB에 별도 저장하여 경로 탐색 공격 방지</w:t>
+            </w:r>
+          </w:p>
+          <w:p>
+            <w:pPr>
+              <w:pStyle w:val="ac"/>
               <w:rPr>
                 <w:rStyle w:val="ad"/>
                 <w:rFonts w:asciiTheme="majorHAnsi" w:eastAsiaTheme="majorHAnsi" w:hAnsiTheme="majorHAnsi"/>
@@ -14688,9 +13917,17 @@
                 <w:i w:val="0"/>
                 <w:sz w:val="20"/>
               </w:rPr>
-              <w:t>png</w:t>
-            </w:r>
-            <w:proofErr w:type="spellEnd"/>
+            </w:pPr>
+          </w:p>
+          <w:p>
+            <w:pPr>
+              <w:pStyle w:val="ac"/>
+              <w:rPr>
+                <w:b w:val="0"/>
+                <w:bCs w:val="0"/>
+                <w:sz w:val="20"/>
+              </w:rPr>
+            </w:pPr>
             <w:r>
               <w:rPr>
                 <w:rStyle w:val="ad"/>
@@ -14699,118 +13936,7 @@
                 <w:i w:val="0"/>
                 <w:sz w:val="20"/>
               </w:rPr>
-              <w:t xml:space="preserve"> 등) 외에는 업로드를 원천 차단하며, 서버 내에서 파일의 실제 MIME 타입을 검사</w:t>
-            </w:r>
-          </w:p>
-          <w:p>
-            <w:pPr>
-              <w:pStyle w:val="ac"/>
-              <w:rPr>
-                <w:rStyle w:val="ad"/>
-                <w:rFonts w:asciiTheme="majorHAnsi" w:eastAsiaTheme="majorHAnsi" w:hAnsiTheme="majorHAnsi"/>
-                <w:b w:val="0"/>
-                <w:i w:val="0"/>
-                <w:sz w:val="20"/>
-              </w:rPr>
-            </w:pPr>
-          </w:p>
-          <w:p>
-            <w:pPr>
-              <w:pStyle w:val="ac"/>
-              <w:rPr>
-                <w:rStyle w:val="ad"/>
-                <w:rFonts w:asciiTheme="majorHAnsi" w:eastAsiaTheme="majorHAnsi" w:hAnsiTheme="majorHAnsi"/>
-                <w:b w:val="0"/>
-                <w:i w:val="0"/>
-                <w:sz w:val="20"/>
-              </w:rPr>
-            </w:pPr>
-            <w:r>
-              <w:rPr>
-                <w:rStyle w:val="ad"/>
-                <w:rFonts w:asciiTheme="majorHAnsi" w:eastAsiaTheme="majorHAnsi" w:hAnsiTheme="majorHAnsi"/>
-                <w:b w:val="0"/>
-                <w:i w:val="0"/>
-                <w:sz w:val="20"/>
-              </w:rPr>
-              <w:lastRenderedPageBreak/>
-              <w:t xml:space="preserve">2. 파일명 재정의: </w:t>
-            </w:r>
-            <w:proofErr w:type="spellStart"/>
-            <w:r>
-              <w:rPr>
-                <w:rStyle w:val="ad"/>
-                <w:rFonts w:asciiTheme="majorHAnsi" w:eastAsiaTheme="majorHAnsi" w:hAnsiTheme="majorHAnsi"/>
-                <w:b w:val="0"/>
-                <w:i w:val="0"/>
-                <w:sz w:val="20"/>
-              </w:rPr>
-              <w:t>업로드되는</w:t>
-            </w:r>
-            <w:proofErr w:type="spellEnd"/>
-            <w:r>
-              <w:rPr>
-                <w:rStyle w:val="ad"/>
-                <w:rFonts w:asciiTheme="majorHAnsi" w:eastAsiaTheme="majorHAnsi" w:hAnsiTheme="majorHAnsi"/>
-                <w:b w:val="0"/>
-                <w:i w:val="0"/>
-                <w:sz w:val="20"/>
-              </w:rPr>
-              <w:t xml:space="preserve"> 파일명은 시스템에서 무작위로 생성하여 사용하고, 기존 파일명은 DB에 별도 저장하여 경로 탐색 공격 방지</w:t>
-            </w:r>
-          </w:p>
-          <w:p>
-            <w:pPr>
-              <w:pStyle w:val="ac"/>
-              <w:rPr>
-                <w:rStyle w:val="ad"/>
-                <w:rFonts w:asciiTheme="majorHAnsi" w:eastAsiaTheme="majorHAnsi" w:hAnsiTheme="majorHAnsi"/>
-                <w:b w:val="0"/>
-                <w:i w:val="0"/>
-                <w:sz w:val="20"/>
-              </w:rPr>
-            </w:pPr>
-          </w:p>
-          <w:p>
-            <w:pPr>
-              <w:pStyle w:val="ac"/>
-              <w:rPr>
-                <w:b w:val="0"/>
-                <w:bCs w:val="0"/>
-                <w:sz w:val="20"/>
-              </w:rPr>
-            </w:pPr>
-            <w:r>
-              <w:rPr>
-                <w:rStyle w:val="ad"/>
-                <w:rFonts w:asciiTheme="majorHAnsi" w:eastAsiaTheme="majorHAnsi" w:hAnsiTheme="majorHAnsi"/>
-                <w:b w:val="0"/>
-                <w:i w:val="0"/>
-                <w:sz w:val="20"/>
-              </w:rPr>
-              <w:t xml:space="preserve">3. 실행 권한 제한: 업로드 디렉토리에 대한 웹 서버의 실행 권한(Execute Permission)을 제거하고, 파일을 별도의 물리적 서버나 외부 </w:t>
-            </w:r>
-            <w:proofErr w:type="spellStart"/>
-            <w:r>
-              <w:rPr>
-                <w:rStyle w:val="ad"/>
-                <w:rFonts w:asciiTheme="majorHAnsi" w:eastAsiaTheme="majorHAnsi" w:hAnsiTheme="majorHAnsi"/>
-                <w:b w:val="0"/>
-                <w:i w:val="0"/>
-                <w:sz w:val="20"/>
-              </w:rPr>
-              <w:t>스토리지에</w:t>
-            </w:r>
-            <w:proofErr w:type="spellEnd"/>
-            <w:r>
-              <w:rPr>
-                <w:rStyle w:val="ad"/>
-                <w:rFonts w:asciiTheme="majorHAnsi" w:eastAsiaTheme="majorHAnsi" w:hAnsiTheme="majorHAnsi"/>
-                <w:b w:val="0"/>
-                <w:i w:val="0"/>
-                <w:sz w:val="20"/>
-              </w:rPr>
-              <w:t xml:space="preserve"> 저장하여 직접 실행 방지</w:t>
+              <w:t>3. 실행 권한 제한: 업로드 디렉토리에 대한 웹 서버의 실행 권한(Execute Permission)을 제거하고, 파일을 별도의 물리적 서버나 외부 스토리지에 저장하여 직접 실행 방지</w:t>
             </w:r>
           </w:p>
         </w:tc>
@@ -14840,7 +13966,7 @@
 </file>
 
 <file path=word/endnotes.xml><?xml version="1.0" encoding="utf-8"?>
-<w:endnotes xmlns:wpc="http://schemas.microsoft.com/office/word/2010/wordprocessingCanvas" xmlns:cx="http://schemas.microsoft.com/office/drawing/2014/chartex" xmlns:mc="http://schemas.openxmlformats.org/markup-compatibility/2006" xmlns:o="urn:schemas-microsoft-com:office:office" xmlns:r="http://schemas.openxmlformats.org/officeDocument/2006/relationships" xmlns:m="http://schemas.openxmlformats.org/officeDocument/2006/math" xmlns:v="urn:schemas-microsoft-com:vml" xmlns:wp14="http://schemas.microsoft.com/office/word/2010/wordprocessingDrawing" xmlns:wp="http://schemas.openxmlformats.org/drawingml/2006/wordprocessingDrawing" xmlns:w10="urn:schemas-microsoft-com:office:word" xmlns:w="http://schemas.openxmlformats.org/wordprocessingml/2006/main" xmlns:w14="http://schemas.microsoft.com/office/word/2010/wordml" xmlns:w15="http://schemas.microsoft.com/office/word/2012/wordml" xmlns:w16se="http://schemas.microsoft.com/office/word/2015/wordml/symex" xmlns:wpg="http://schemas.microsoft.com/office/word/2010/wordprocessingGroup" xmlns:wpi="http://schemas.microsoft.com/office/word/2010/wordprocessingInk" xmlns:wne="http://schemas.microsoft.com/office/word/2006/wordml" xmlns:wps="http://schemas.microsoft.com/office/word/2010/wordprocessingShape" mc:Ignorable="w14 w15 w16se wp14">
+<w:endnotes xmlns:wpc="http://schemas.microsoft.com/office/word/2010/wordprocessingCanvas" xmlns:cx="http://schemas.microsoft.com/office/drawing/2014/chartex" xmlns:cx1="http://schemas.microsoft.com/office/drawing/2015/9/8/chartex" xmlns:cx2="http://schemas.microsoft.com/office/drawing/2015/10/21/chartex" xmlns:cx3="http://schemas.microsoft.com/office/drawing/2016/5/9/chartex" xmlns:cx4="http://schemas.microsoft.com/office/drawing/2016/5/10/chartex" xmlns:cx5="http://schemas.microsoft.com/office/drawing/2016/5/11/chartex" xmlns:cx6="http://schemas.microsoft.com/office/drawing/2016/5/12/chartex" xmlns:cx7="http://schemas.microsoft.com/office/drawing/2016/5/13/chartex" xmlns:cx8="http://schemas.microsoft.com/office/drawing/2016/5/14/chartex" xmlns:mc="http://schemas.openxmlformats.org/markup-compatibility/2006" xmlns:aink="http://schemas.microsoft.com/office/drawing/2016/ink" xmlns:am3d="http://schemas.microsoft.com/office/drawing/2017/model3d" xmlns:o="urn:schemas-microsoft-com:office:office" xmlns:oel="http://schemas.microsoft.com/office/2019/extlst" xmlns:r="http://schemas.openxmlformats.org/officeDocument/2006/relationships" xmlns:m="http://schemas.openxmlformats.org/officeDocument/2006/math" xmlns:v="urn:schemas-microsoft-com:vml" xmlns:wp14="http://schemas.microsoft.com/office/word/2010/wordprocessingDrawing" xmlns:wp="http://schemas.openxmlformats.org/drawingml/2006/wordprocessingDrawing" xmlns:w10="urn:schemas-microsoft-com:office:word" xmlns:w="http://schemas.openxmlformats.org/wordprocessingml/2006/main" xmlns:w14="http://schemas.microsoft.com/office/word/2010/wordml" xmlns:w15="http://schemas.microsoft.com/office/word/2012/wordml" xmlns:w16cex="http://schemas.microsoft.com/office/word/2018/wordml/cex" xmlns:w16cid="http://schemas.microsoft.com/office/word/2016/wordml/cid" xmlns:w16="http://schemas.microsoft.com/office/word/2018/wordml" xmlns:w16du="http://schemas.microsoft.com/office/word/2023/wordml/word16du" xmlns:w16sdtdh="http://schemas.microsoft.com/office/word/2020/wordml/sdtdatahash" xmlns:w16sdtfl="http://schemas.microsoft.com/office/word/2024/wordml/sdtformatlock" xmlns:w16se="http://schemas.microsoft.com/office/word/2015/wordml/symex" xmlns:wpg="http://schemas.microsoft.com/office/word/2010/wordprocessingGroup" xmlns:wpi="http://schemas.microsoft.com/office/word/2010/wordprocessingInk" xmlns:wne="http://schemas.microsoft.com/office/word/2006/wordml" xmlns:wps="http://schemas.microsoft.com/office/word/2010/wordprocessingShape" mc:Ignorable="w14 w15 w16se w16cid w16 w16cex w16sdtdh w16sdtfl w16du wp14">
   <w:endnote w:type="separator" w:id="-1">
     <w:p>
       <w:pPr>
@@ -14865,7 +13991,7 @@
 </file>
 
 <file path=word/footer1.xml><?xml version="1.0" encoding="utf-8"?>
-<w:ftr xmlns:wpc="http://schemas.microsoft.com/office/word/2010/wordprocessingCanvas" xmlns:cx="http://schemas.microsoft.com/office/drawing/2014/chartex" xmlns:mc="http://schemas.openxmlformats.org/markup-compatibility/2006" xmlns:o="urn:schemas-microsoft-com:office:office" xmlns:r="http://schemas.openxmlformats.org/officeDocument/2006/relationships" xmlns:m="http://schemas.openxmlformats.org/officeDocument/2006/math" xmlns:v="urn:schemas-microsoft-com:vml" xmlns:wp14="http://schemas.microsoft.com/office/word/2010/wordprocessingDrawing" xmlns:wp="http://schemas.openxmlformats.org/drawingml/2006/wordprocessingDrawing" xmlns:w10="urn:schemas-microsoft-com:office:word" xmlns:w="http://schemas.openxmlformats.org/wordprocessingml/2006/main" xmlns:w14="http://schemas.microsoft.com/office/word/2010/wordml" xmlns:w15="http://schemas.microsoft.com/office/word/2012/wordml" xmlns:w16se="http://schemas.microsoft.com/office/word/2015/wordml/symex" xmlns:wpg="http://schemas.microsoft.com/office/word/2010/wordprocessingGroup" xmlns:wpi="http://schemas.microsoft.com/office/word/2010/wordprocessingInk" xmlns:wne="http://schemas.microsoft.com/office/word/2006/wordml" xmlns:wps="http://schemas.microsoft.com/office/word/2010/wordprocessingShape" mc:Ignorable="w14 w15 w16se wp14">
+<w:ftr xmlns:wpc="http://schemas.microsoft.com/office/word/2010/wordprocessingCanvas" xmlns:cx="http://schemas.microsoft.com/office/drawing/2014/chartex" xmlns:cx1="http://schemas.microsoft.com/office/drawing/2015/9/8/chartex" xmlns:cx2="http://schemas.microsoft.com/office/drawing/2015/10/21/chartex" xmlns:cx3="http://schemas.microsoft.com/office/drawing/2016/5/9/chartex" xmlns:cx4="http://schemas.microsoft.com/office/drawing/2016/5/10/chartex" xmlns:cx5="http://schemas.microsoft.com/office/drawing/2016/5/11/chartex" xmlns:cx6="http://schemas.microsoft.com/office/drawing/2016/5/12/chartex" xmlns:cx7="http://schemas.microsoft.com/office/drawing/2016/5/13/chartex" xmlns:cx8="http://schemas.microsoft.com/office/drawing/2016/5/14/chartex" xmlns:mc="http://schemas.openxmlformats.org/markup-compatibility/2006" xmlns:aink="http://schemas.microsoft.com/office/drawing/2016/ink" xmlns:am3d="http://schemas.microsoft.com/office/drawing/2017/model3d" xmlns:o="urn:schemas-microsoft-com:office:office" xmlns:oel="http://schemas.microsoft.com/office/2019/extlst" xmlns:r="http://schemas.openxmlformats.org/officeDocument/2006/relationships" xmlns:m="http://schemas.openxmlformats.org/officeDocument/2006/math" xmlns:v="urn:schemas-microsoft-com:vml" xmlns:wp14="http://schemas.microsoft.com/office/word/2010/wordprocessingDrawing" xmlns:wp="http://schemas.openxmlformats.org/drawingml/2006/wordprocessingDrawing" xmlns:w10="urn:schemas-microsoft-com:office:word" xmlns:w="http://schemas.openxmlformats.org/wordprocessingml/2006/main" xmlns:w14="http://schemas.microsoft.com/office/word/2010/wordml" xmlns:w15="http://schemas.microsoft.com/office/word/2012/wordml" xmlns:w16cex="http://schemas.microsoft.com/office/word/2018/wordml/cex" xmlns:w16cid="http://schemas.microsoft.com/office/word/2016/wordml/cid" xmlns:w16="http://schemas.microsoft.com/office/word/2018/wordml" xmlns:w16du="http://schemas.microsoft.com/office/word/2023/wordml/word16du" xmlns:w16sdtdh="http://schemas.microsoft.com/office/word/2020/wordml/sdtdatahash" xmlns:w16sdtfl="http://schemas.microsoft.com/office/word/2024/wordml/sdtformatlock" xmlns:w16se="http://schemas.microsoft.com/office/word/2015/wordml/symex" xmlns:wpg="http://schemas.microsoft.com/office/word/2010/wordprocessingGroup" xmlns:wpi="http://schemas.microsoft.com/office/word/2010/wordprocessingInk" xmlns:wne="http://schemas.microsoft.com/office/word/2006/wordml" xmlns:wps="http://schemas.microsoft.com/office/word/2010/wordprocessingShape" mc:Ignorable="w14 w15 w16se w16cid w16 w16cex w16sdtdh w16sdtfl w16du wp14">
   <w:sdt>
     <w:sdtPr>
       <w:id w:val="-694771059"/>
@@ -14917,7 +14043,7 @@
 </file>
 
 <file path=word/footer2.xml><?xml version="1.0" encoding="utf-8"?>
-<w:ftr xmlns:wpc="http://schemas.microsoft.com/office/word/2010/wordprocessingCanvas" xmlns:cx="http://schemas.microsoft.com/office/drawing/2014/chartex" xmlns:mc="http://schemas.openxmlformats.org/markup-compatibility/2006" xmlns:o="urn:schemas-microsoft-com:office:office" xmlns:r="http://schemas.openxmlformats.org/officeDocument/2006/relationships" xmlns:m="http://schemas.openxmlformats.org/officeDocument/2006/math" xmlns:v="urn:schemas-microsoft-com:vml" xmlns:wp14="http://schemas.microsoft.com/office/word/2010/wordprocessingDrawing" xmlns:wp="http://schemas.openxmlformats.org/drawingml/2006/wordprocessingDrawing" xmlns:w10="urn:schemas-microsoft-com:office:word" xmlns:w="http://schemas.openxmlformats.org/wordprocessingml/2006/main" xmlns:w14="http://schemas.microsoft.com/office/word/2010/wordml" xmlns:w15="http://schemas.microsoft.com/office/word/2012/wordml" xmlns:w16se="http://schemas.microsoft.com/office/word/2015/wordml/symex" xmlns:wpg="http://schemas.microsoft.com/office/word/2010/wordprocessingGroup" xmlns:wpi="http://schemas.microsoft.com/office/word/2010/wordprocessingInk" xmlns:wne="http://schemas.microsoft.com/office/word/2006/wordml" xmlns:wps="http://schemas.microsoft.com/office/word/2010/wordprocessingShape" mc:Ignorable="w14 w15 w16se wp14">
+<w:ftr xmlns:wpc="http://schemas.microsoft.com/office/word/2010/wordprocessingCanvas" xmlns:cx="http://schemas.microsoft.com/office/drawing/2014/chartex" xmlns:cx1="http://schemas.microsoft.com/office/drawing/2015/9/8/chartex" xmlns:cx2="http://schemas.microsoft.com/office/drawing/2015/10/21/chartex" xmlns:cx3="http://schemas.microsoft.com/office/drawing/2016/5/9/chartex" xmlns:cx4="http://schemas.microsoft.com/office/drawing/2016/5/10/chartex" xmlns:cx5="http://schemas.microsoft.com/office/drawing/2016/5/11/chartex" xmlns:cx6="http://schemas.microsoft.com/office/drawing/2016/5/12/chartex" xmlns:cx7="http://schemas.microsoft.com/office/drawing/2016/5/13/chartex" xmlns:cx8="http://schemas.microsoft.com/office/drawing/2016/5/14/chartex" xmlns:mc="http://schemas.openxmlformats.org/markup-compatibility/2006" xmlns:aink="http://schemas.microsoft.com/office/drawing/2016/ink" xmlns:am3d="http://schemas.microsoft.com/office/drawing/2017/model3d" xmlns:o="urn:schemas-microsoft-com:office:office" xmlns:oel="http://schemas.microsoft.com/office/2019/extlst" xmlns:r="http://schemas.openxmlformats.org/officeDocument/2006/relationships" xmlns:m="http://schemas.openxmlformats.org/officeDocument/2006/math" xmlns:v="urn:schemas-microsoft-com:vml" xmlns:wp14="http://schemas.microsoft.com/office/word/2010/wordprocessingDrawing" xmlns:wp="http://schemas.openxmlformats.org/drawingml/2006/wordprocessingDrawing" xmlns:w10="urn:schemas-microsoft-com:office:word" xmlns:w="http://schemas.openxmlformats.org/wordprocessingml/2006/main" xmlns:w14="http://schemas.microsoft.com/office/word/2010/wordml" xmlns:w15="http://schemas.microsoft.com/office/word/2012/wordml" xmlns:w16cex="http://schemas.microsoft.com/office/word/2018/wordml/cex" xmlns:w16cid="http://schemas.microsoft.com/office/word/2016/wordml/cid" xmlns:w16="http://schemas.microsoft.com/office/word/2018/wordml" xmlns:w16du="http://schemas.microsoft.com/office/word/2023/wordml/word16du" xmlns:w16sdtdh="http://schemas.microsoft.com/office/word/2020/wordml/sdtdatahash" xmlns:w16sdtfl="http://schemas.microsoft.com/office/word/2024/wordml/sdtformatlock" xmlns:w16se="http://schemas.microsoft.com/office/word/2015/wordml/symex" xmlns:wpg="http://schemas.microsoft.com/office/word/2010/wordprocessingGroup" xmlns:wpi="http://schemas.microsoft.com/office/word/2010/wordprocessingInk" xmlns:wne="http://schemas.microsoft.com/office/word/2006/wordml" xmlns:wps="http://schemas.microsoft.com/office/word/2010/wordprocessingShape" mc:Ignorable="w14 w15 w16se w16cid w16 w16cex w16sdtdh w16sdtfl w16du wp14">
   <w:sdt>
     <w:sdtPr>
       <w:id w:val="2080251144"/>
@@ -14947,7 +14073,7 @@
 </file>
 
 <file path=word/footnotes.xml><?xml version="1.0" encoding="utf-8"?>
-<w:footnotes xmlns:wpc="http://schemas.microsoft.com/office/word/2010/wordprocessingCanvas" xmlns:cx="http://schemas.microsoft.com/office/drawing/2014/chartex" xmlns:mc="http://schemas.openxmlformats.org/markup-compatibility/2006" xmlns:o="urn:schemas-microsoft-com:office:office" xmlns:r="http://schemas.openxmlformats.org/officeDocument/2006/relationships" xmlns:m="http://schemas.openxmlformats.org/officeDocument/2006/math" xmlns:v="urn:schemas-microsoft-com:vml" xmlns:wp14="http://schemas.microsoft.com/office/word/2010/wordprocessingDrawing" xmlns:wp="http://schemas.openxmlformats.org/drawingml/2006/wordprocessingDrawing" xmlns:w10="urn:schemas-microsoft-com:office:word" xmlns:w="http://schemas.openxmlformats.org/wordprocessingml/2006/main" xmlns:w14="http://schemas.microsoft.com/office/word/2010/wordml" xmlns:w15="http://schemas.microsoft.com/office/word/2012/wordml" xmlns:w16se="http://schemas.microsoft.com/office/word/2015/wordml/symex" xmlns:wpg="http://schemas.microsoft.com/office/word/2010/wordprocessingGroup" xmlns:wpi="http://schemas.microsoft.com/office/word/2010/wordprocessingInk" xmlns:wne="http://schemas.microsoft.com/office/word/2006/wordml" xmlns:wps="http://schemas.microsoft.com/office/word/2010/wordprocessingShape" mc:Ignorable="w14 w15 w16se wp14">
+<w:footnotes xmlns:wpc="http://schemas.microsoft.com/office/word/2010/wordprocessingCanvas" xmlns:cx="http://schemas.microsoft.com/office/drawing/2014/chartex" xmlns:cx1="http://schemas.microsoft.com/office/drawing/2015/9/8/chartex" xmlns:cx2="http://schemas.microsoft.com/office/drawing/2015/10/21/chartex" xmlns:cx3="http://schemas.microsoft.com/office/drawing/2016/5/9/chartex" xmlns:cx4="http://schemas.microsoft.com/office/drawing/2016/5/10/chartex" xmlns:cx5="http://schemas.microsoft.com/office/drawing/2016/5/11/chartex" xmlns:cx6="http://schemas.microsoft.com/office/drawing/2016/5/12/chartex" xmlns:cx7="http://schemas.microsoft.com/office/drawing/2016/5/13/chartex" xmlns:cx8="http://schemas.microsoft.com/office/drawing/2016/5/14/chartex" xmlns:mc="http://schemas.openxmlformats.org/markup-compatibility/2006" xmlns:aink="http://schemas.microsoft.com/office/drawing/2016/ink" xmlns:am3d="http://schemas.microsoft.com/office/drawing/2017/model3d" xmlns:o="urn:schemas-microsoft-com:office:office" xmlns:oel="http://schemas.microsoft.com/office/2019/extlst" xmlns:r="http://schemas.openxmlformats.org/officeDocument/2006/relationships" xmlns:m="http://schemas.openxmlformats.org/officeDocument/2006/math" xmlns:v="urn:schemas-microsoft-com:vml" xmlns:wp14="http://schemas.microsoft.com/office/word/2010/wordprocessingDrawing" xmlns:wp="http://schemas.openxmlformats.org/drawingml/2006/wordprocessingDrawing" xmlns:w10="urn:schemas-microsoft-com:office:word" xmlns:w="http://schemas.openxmlformats.org/wordprocessingml/2006/main" xmlns:w14="http://schemas.microsoft.com/office/word/2010/wordml" xmlns:w15="http://schemas.microsoft.com/office/word/2012/wordml" xmlns:w16cex="http://schemas.microsoft.com/office/word/2018/wordml/cex" xmlns:w16cid="http://schemas.microsoft.com/office/word/2016/wordml/cid" xmlns:w16="http://schemas.microsoft.com/office/word/2018/wordml" xmlns:w16du="http://schemas.microsoft.com/office/word/2023/wordml/word16du" xmlns:w16sdtdh="http://schemas.microsoft.com/office/word/2020/wordml/sdtdatahash" xmlns:w16sdtfl="http://schemas.microsoft.com/office/word/2024/wordml/sdtformatlock" xmlns:w16se="http://schemas.microsoft.com/office/word/2015/wordml/symex" xmlns:wpg="http://schemas.microsoft.com/office/word/2010/wordprocessingGroup" xmlns:wpi="http://schemas.microsoft.com/office/word/2010/wordprocessingInk" xmlns:wne="http://schemas.microsoft.com/office/word/2006/wordml" xmlns:wps="http://schemas.microsoft.com/office/word/2010/wordprocessingShape" mc:Ignorable="w14 w15 w16se w16cid w16 w16cex w16sdtdh w16sdtfl w16du wp14">
   <w:footnote w:type="separator" w:id="-1">
     <w:p>
       <w:pPr>
@@ -14972,7 +14098,7 @@
 </file>
 
 <file path=word/numbering.xml><?xml version="1.0" encoding="utf-8"?>
-<w:numbering xmlns:wpc="http://schemas.microsoft.com/office/word/2010/wordprocessingCanvas" xmlns:cx="http://schemas.microsoft.com/office/drawing/2014/chartex" xmlns:mc="http://schemas.openxmlformats.org/markup-compatibility/2006" xmlns:o="urn:schemas-microsoft-com:office:office" xmlns:r="http://schemas.openxmlformats.org/officeDocument/2006/relationships" xmlns:m="http://schemas.openxmlformats.org/officeDocument/2006/math" xmlns:v="urn:schemas-microsoft-com:vml" xmlns:wp14="http://schemas.microsoft.com/office/word/2010/wordprocessingDrawing" xmlns:wp="http://schemas.openxmlformats.org/drawingml/2006/wordprocessingDrawing" xmlns:w10="urn:schemas-microsoft-com:office:word" xmlns:w="http://schemas.openxmlformats.org/wordprocessingml/2006/main" xmlns:w14="http://schemas.microsoft.com/office/word/2010/wordml" xmlns:w15="http://schemas.microsoft.com/office/word/2012/wordml" xmlns:w16se="http://schemas.microsoft.com/office/word/2015/wordml/symex" xmlns:wpg="http://schemas.microsoft.com/office/word/2010/wordprocessingGroup" xmlns:wpi="http://schemas.microsoft.com/office/word/2010/wordprocessingInk" xmlns:wne="http://schemas.microsoft.com/office/word/2006/wordml" xmlns:wps="http://schemas.microsoft.com/office/word/2010/wordprocessingShape" mc:Ignorable="w14 w15 w16se wp14">
+<w:numbering xmlns:wpc="http://schemas.microsoft.com/office/word/2010/wordprocessingCanvas" xmlns:cx="http://schemas.microsoft.com/office/drawing/2014/chartex" xmlns:cx1="http://schemas.microsoft.com/office/drawing/2015/9/8/chartex" xmlns:cx2="http://schemas.microsoft.com/office/drawing/2015/10/21/chartex" xmlns:cx3="http://schemas.microsoft.com/office/drawing/2016/5/9/chartex" xmlns:cx4="http://schemas.microsoft.com/office/drawing/2016/5/10/chartex" xmlns:cx5="http://schemas.microsoft.com/office/drawing/2016/5/11/chartex" xmlns:cx6="http://schemas.microsoft.com/office/drawing/2016/5/12/chartex" xmlns:cx7="http://schemas.microsoft.com/office/drawing/2016/5/13/chartex" xmlns:cx8="http://schemas.microsoft.com/office/drawing/2016/5/14/chartex" xmlns:mc="http://schemas.openxmlformats.org/markup-compatibility/2006" xmlns:aink="http://schemas.microsoft.com/office/drawing/2016/ink" xmlns:am3d="http://schemas.microsoft.com/office/drawing/2017/model3d" xmlns:o="urn:schemas-microsoft-com:office:office" xmlns:oel="http://schemas.microsoft.com/office/2019/extlst" xmlns:r="http://schemas.openxmlformats.org/officeDocument/2006/relationships" xmlns:m="http://schemas.openxmlformats.org/officeDocument/2006/math" xmlns:v="urn:schemas-microsoft-com:vml" xmlns:wp14="http://schemas.microsoft.com/office/word/2010/wordprocessingDrawing" xmlns:wp="http://schemas.openxmlformats.org/drawingml/2006/wordprocessingDrawing" xmlns:w10="urn:schemas-microsoft-com:office:word" xmlns:w="http://schemas.openxmlformats.org/wordprocessingml/2006/main" xmlns:w14="http://schemas.microsoft.com/office/word/2010/wordml" xmlns:w15="http://schemas.microsoft.com/office/word/2012/wordml" xmlns:w16cex="http://schemas.microsoft.com/office/word/2018/wordml/cex" xmlns:w16cid="http://schemas.microsoft.com/office/word/2016/wordml/cid" xmlns:w16="http://schemas.microsoft.com/office/word/2018/wordml" xmlns:w16du="http://schemas.microsoft.com/office/word/2023/wordml/word16du" xmlns:w16sdtdh="http://schemas.microsoft.com/office/word/2020/wordml/sdtdatahash" xmlns:w16sdtfl="http://schemas.microsoft.com/office/word/2024/wordml/sdtformatlock" xmlns:w16se="http://schemas.microsoft.com/office/word/2015/wordml/symex" xmlns:wpg="http://schemas.microsoft.com/office/word/2010/wordprocessingGroup" xmlns:wpi="http://schemas.microsoft.com/office/word/2010/wordprocessingInk" xmlns:wne="http://schemas.microsoft.com/office/word/2006/wordml" xmlns:wps="http://schemas.microsoft.com/office/word/2010/wordprocessingShape" mc:Ignorable="w14 w15 w16se w16cid w16 w16cex w16sdtdh w16sdtfl w16du wp14">
   <w:abstractNum w:abstractNumId="0" w15:restartNumberingAfterBreak="0">
     <w:nsid w:val="09006DEF"/>
     <w:multiLevelType w:val="hybridMultilevel"/>
@@ -16006,38 +15132,38 @@
       </w:rPr>
     </w:lvl>
   </w:abstractNum>
-  <w:num w:numId="1">
+  <w:num w:numId="1" w16cid:durableId="1947762443">
     <w:abstractNumId w:val="4"/>
   </w:num>
-  <w:num w:numId="2">
+  <w:num w:numId="2" w16cid:durableId="1062753217">
     <w:abstractNumId w:val="7"/>
   </w:num>
-  <w:num w:numId="3">
+  <w:num w:numId="3" w16cid:durableId="464347042">
     <w:abstractNumId w:val="2"/>
   </w:num>
-  <w:num w:numId="4">
+  <w:num w:numId="4" w16cid:durableId="1189023282">
     <w:abstractNumId w:val="6"/>
   </w:num>
-  <w:num w:numId="5">
+  <w:num w:numId="5" w16cid:durableId="1811627704">
     <w:abstractNumId w:val="8"/>
   </w:num>
-  <w:num w:numId="6">
+  <w:num w:numId="6" w16cid:durableId="1619533117">
     <w:abstractNumId w:val="1"/>
   </w:num>
-  <w:num w:numId="7">
+  <w:num w:numId="7" w16cid:durableId="1087381399">
     <w:abstractNumId w:val="5"/>
   </w:num>
-  <w:num w:numId="8">
+  <w:num w:numId="8" w16cid:durableId="1540243746">
     <w:abstractNumId w:val="0"/>
   </w:num>
-  <w:num w:numId="9">
+  <w:num w:numId="9" w16cid:durableId="1827816681">
     <w:abstractNumId w:val="3"/>
   </w:num>
 </w:numbering>
 </file>
 
 <file path=word/styles.xml><?xml version="1.0" encoding="utf-8"?>
-<w:styles xmlns:mc="http://schemas.openxmlformats.org/markup-compatibility/2006" xmlns:r="http://schemas.openxmlformats.org/officeDocument/2006/relationships" xmlns:w="http://schemas.openxmlformats.org/wordprocessingml/2006/main" xmlns:w14="http://schemas.microsoft.com/office/word/2010/wordml" xmlns:w15="http://schemas.microsoft.com/office/word/2012/wordml" xmlns:w16se="http://schemas.microsoft.com/office/word/2015/wordml/symex" mc:Ignorable="w14 w15 w16se">
+<w:styles xmlns:mc="http://schemas.openxmlformats.org/markup-compatibility/2006" xmlns:r="http://schemas.openxmlformats.org/officeDocument/2006/relationships" xmlns:w="http://schemas.openxmlformats.org/wordprocessingml/2006/main" xmlns:w14="http://schemas.microsoft.com/office/word/2010/wordml" xmlns:w15="http://schemas.microsoft.com/office/word/2012/wordml" xmlns:w16cex="http://schemas.microsoft.com/office/word/2018/wordml/cex" xmlns:w16cid="http://schemas.microsoft.com/office/word/2016/wordml/cid" xmlns:w16="http://schemas.microsoft.com/office/word/2018/wordml" xmlns:w16du="http://schemas.microsoft.com/office/word/2023/wordml/word16du" xmlns:w16sdtdh="http://schemas.microsoft.com/office/word/2020/wordml/sdtdatahash" xmlns:w16sdtfl="http://schemas.microsoft.com/office/word/2024/wordml/sdtformatlock" xmlns:w16se="http://schemas.microsoft.com/office/word/2015/wordml/symex" mc:Ignorable="w14 w15 w16se w16cid w16 w16cex w16sdtdh w16sdtfl w16du">
   <w:docDefaults>
     <w:rPrDefault>
       <w:rPr>
@@ -16054,7 +15180,7 @@
       </w:pPr>
     </w:pPrDefault>
   </w:docDefaults>
-  <w:latentStyles w:defLockedState="0" w:defUIPriority="99" w:defSemiHidden="0" w:defUnhideWhenUsed="0" w:defQFormat="0" w:count="371">
+  <w:latentStyles w:defLockedState="0" w:defUIPriority="99" w:defSemiHidden="0" w:defUnhideWhenUsed="0" w:defQFormat="0" w:count="376">
     <w:lsdException w:name="Normal" w:uiPriority="0" w:qFormat="1"/>
     <w:lsdException w:name="heading 1" w:uiPriority="9" w:qFormat="1"/>
     <w:lsdException w:name="heading 2" w:semiHidden="1" w:uiPriority="9" w:unhideWhenUsed="1" w:qFormat="1"/>
@@ -16426,6 +15552,11 @@
     <w:lsdException w:name="List Table 5 Dark Accent 6" w:uiPriority="50"/>
     <w:lsdException w:name="List Table 6 Colorful Accent 6" w:uiPriority="51"/>
     <w:lsdException w:name="List Table 7 Colorful Accent 6" w:uiPriority="52"/>
+    <w:lsdException w:name="Mention" w:semiHidden="1" w:unhideWhenUsed="1"/>
+    <w:lsdException w:name="Smart Hyperlink" w:semiHidden="1" w:unhideWhenUsed="1"/>
+    <w:lsdException w:name="Hashtag" w:semiHidden="1" w:unhideWhenUsed="1"/>
+    <w:lsdException w:name="Unresolved Mention" w:semiHidden="1" w:unhideWhenUsed="1"/>
+    <w:lsdException w:name="Smart Link" w:semiHidden="1" w:unhideWhenUsed="1"/>
   </w:latentStyles>
   <w:style w:type="paragraph" w:default="1" w:styleId="a1">
     <w:name w:val="Normal"/>
